--- a/docs/architecture/11_BrokerVerse_Monitoring.docx
+++ b/docs/architecture/11_BrokerVerse_Monitoring.docx
@@ -92,7 +92,7 @@
                 <w:color w:val="FFFFFF"/>
                 <w:sz w:val="80"/>
               </w:rPr>
-              <w:t>BrokerVerse</w:t>
+              <w:t>BrokerVerse OOTB</w:t>
             </w:r>
           </w:p>
           <w:p>
@@ -107,7 +107,7 @@
                 <w:color w:val="EAF6FD"/>
                 <w:sz w:val="26"/>
               </w:rPr>
-              <w:t>Out-of-the-box insurance broking platform</w:t>
+              <w:t>Insurance broking platform by iorta TechNXT</w:t>
             </w:r>
           </w:p>
           <w:p>
@@ -233,7 +233,7 @@
                 <w:rFonts w:eastAsia="Nunito" w:cs="Nunito"/>
                 <w:sz w:val="19"/>
               </w:rPr>
-              <w:t>BrokerVerse</w:t>
+              <w:t>BrokerVerse OOTB</w:t>
             </w:r>
           </w:p>
         </w:tc>
@@ -357,7 +357,7 @@
                 <w:rFonts w:eastAsia="Nunito" w:cs="Nunito"/>
                 <w:sz w:val="19"/>
               </w:rPr>
-              <w:t>1.0</w:t>
+              <w:t>1.1</w:t>
             </w:r>
           </w:p>
         </w:tc>
@@ -671,7 +671,7 @@
                 <w:rFonts w:eastAsia="Nunito" w:cs="Nunito"/>
                 <w:sz w:val="19"/>
               </w:rPr>
-              <w:t>BrokerVerse Solution Architecture: 11 Monitoring</w:t>
+              <w:t>BrokerVerse OOTB Solution Architecture: 11 Monitoring</w:t>
             </w:r>
           </w:p>
         </w:tc>
@@ -795,7 +795,7 @@
                 <w:rFonts w:eastAsia="Nunito" w:cs="Nunito"/>
                 <w:sz w:val="19"/>
               </w:rPr>
-              <w:t>1.0</w:t>
+              <w:t>1.1</w:t>
             </w:r>
           </w:p>
         </w:tc>
@@ -1043,7 +1043,7 @@
                 <w:rFonts w:eastAsia="Nunito" w:cs="Nunito"/>
                 <w:sz w:val="19"/>
               </w:rPr>
-              <w:t>BrokerVerse source repository, branch brokerverse-platform (backend/, brokerverse/, docker-compose.yml, render.yaml, docs/)</w:t>
+              <w:t>BrokerVerse source repository, branch brokerverse-platform (backend/, brokerverse/, deploy/, docker-compose.yml, .github/workflows, docs/)</w:t>
             </w:r>
           </w:p>
         </w:tc>
@@ -1300,6 +1300,111 @@
                 <w:sz w:val="18"/>
               </w:rPr>
               <w:t>Initial issue</w:t>
+            </w:r>
+          </w:p>
+        </w:tc>
+      </w:tr>
+      <w:tr>
+        <w:trPr>
+          <w:cantSplit w:val="true"/>
+        </w:trPr>
+        <w:tc>
+          <w:tcPr>
+            <w:tcW w:w="1156" w:type="dxa"/>
+            <w:tcBorders>
+              <w:top w:val="single" w:sz="4" w:space="0" w:color="C9D6E3"/>
+              <w:left w:val="single" w:sz="4" w:space="0" w:color="C9D6E3"/>
+              <w:bottom w:val="single" w:sz="4" w:space="0" w:color="C9D6E3"/>
+              <w:right w:val="single" w:sz="4" w:space="0" w:color="C9D6E3"/>
+            </w:tcBorders>
+            <w:shd w:color="auto" w:fill="F3F9FE" w:val="clear"/>
+          </w:tcPr>
+          <w:p>
+            <w:pPr>
+              <w:pStyle w:val="TableText"/>
+              <w:rPr/>
+            </w:pPr>
+            <w:r>
+              <w:rPr>
+                <w:rFonts w:eastAsia="Nunito" w:cs="Nunito"/>
+                <w:sz w:val="18"/>
+              </w:rPr>
+              <w:t>1.1</w:t>
+            </w:r>
+          </w:p>
+        </w:tc>
+        <w:tc>
+          <w:tcPr>
+            <w:tcW w:w="1734" w:type="dxa"/>
+            <w:tcBorders>
+              <w:top w:val="single" w:sz="4" w:space="0" w:color="C9D6E3"/>
+              <w:left w:val="single" w:sz="4" w:space="0" w:color="C9D6E3"/>
+              <w:bottom w:val="single" w:sz="4" w:space="0" w:color="C9D6E3"/>
+              <w:right w:val="single" w:sz="4" w:space="0" w:color="C9D6E3"/>
+            </w:tcBorders>
+            <w:shd w:color="auto" w:fill="F3F9FE" w:val="clear"/>
+          </w:tcPr>
+          <w:p>
+            <w:pPr>
+              <w:pStyle w:val="TableText"/>
+              <w:rPr/>
+            </w:pPr>
+            <w:r>
+              <w:rPr>
+                <w:rFonts w:eastAsia="Nunito" w:cs="Nunito"/>
+                <w:sz w:val="18"/>
+              </w:rPr>
+              <w:t>29 September 2026</w:t>
+            </w:r>
+          </w:p>
+        </w:tc>
+        <w:tc>
+          <w:tcPr>
+            <w:tcW w:w="1927" w:type="dxa"/>
+            <w:tcBorders>
+              <w:top w:val="single" w:sz="4" w:space="0" w:color="C9D6E3"/>
+              <w:left w:val="single" w:sz="4" w:space="0" w:color="C9D6E3"/>
+              <w:bottom w:val="single" w:sz="4" w:space="0" w:color="C9D6E3"/>
+              <w:right w:val="single" w:sz="4" w:space="0" w:color="C9D6E3"/>
+            </w:tcBorders>
+            <w:shd w:color="auto" w:fill="F3F9FE" w:val="clear"/>
+          </w:tcPr>
+          <w:p>
+            <w:pPr>
+              <w:pStyle w:val="TableText"/>
+              <w:rPr/>
+            </w:pPr>
+            <w:r>
+              <w:rPr>
+                <w:rFonts w:eastAsia="Nunito" w:cs="Nunito"/>
+                <w:sz w:val="18"/>
+              </w:rPr>
+              <w:t>iorta TechNXT</w:t>
+            </w:r>
+          </w:p>
+        </w:tc>
+        <w:tc>
+          <w:tcPr>
+            <w:tcW w:w="4819" w:type="dxa"/>
+            <w:tcBorders>
+              <w:top w:val="single" w:sz="4" w:space="0" w:color="C9D6E3"/>
+              <w:left w:val="single" w:sz="4" w:space="0" w:color="C9D6E3"/>
+              <w:bottom w:val="single" w:sz="4" w:space="0" w:color="C9D6E3"/>
+              <w:right w:val="single" w:sz="4" w:space="0" w:color="C9D6E3"/>
+            </w:tcBorders>
+            <w:shd w:color="auto" w:fill="F3F9FE" w:val="clear"/>
+          </w:tcPr>
+          <w:p>
+            <w:pPr>
+              <w:pStyle w:val="TableText"/>
+              <w:rPr/>
+            </w:pPr>
+            <w:r>
+              <w:rPr>
+                <w:rFonts w:eastAsia="Nunito" w:cs="Nunito"/>
+                <w:sz w:val="18"/>
+              </w:rPr>
+              <w:t>Updated to the current system: placement journey, co-insurance, posting rules, period end and BIR tax, bank reconciliation, document numbering, commission rate matrix, single PDF engine, uploads and go-live imports, housekeeping, business time zone, broker roles, deployment on the BrokerVerse URL</w:t>
             </w:r>
           </w:p>
         </w:tc>
@@ -2005,7 +2110,7 @@
             </w:rPr>
             <w:fldChar w:fldCharType="separate"/>
           </w:r>
-          <w:hyperlink w:anchor="__RefHeading___Toc19973_3826153650">
+          <w:hyperlink w:anchor="__RefHeading___Toc6970_1331205466">
             <w:r>
               <w:rPr>
                 <w:webHidden/>
@@ -2026,7 +2131,7 @@
             </w:tabs>
             <w:rPr/>
           </w:pPr>
-          <w:hyperlink w:anchor="__RefHeading___Toc19975_3826153650">
+          <w:hyperlink w:anchor="__RefHeading___Toc6972_1331205466">
             <w:r>
               <w:rPr>
                 <w:webHidden/>
@@ -2047,7 +2152,7 @@
             </w:tabs>
             <w:rPr/>
           </w:pPr>
-          <w:hyperlink w:anchor="__RefHeading___Toc19977_3826153650">
+          <w:hyperlink w:anchor="__RefHeading___Toc6974_1331205466">
             <w:r>
               <w:rPr>
                 <w:webHidden/>
@@ -2068,7 +2173,7 @@
             </w:tabs>
             <w:rPr/>
           </w:pPr>
-          <w:hyperlink w:anchor="__RefHeading___Toc19979_3826153650">
+          <w:hyperlink w:anchor="__RefHeading___Toc6976_1331205466">
             <w:r>
               <w:rPr>
                 <w:webHidden/>
@@ -2089,7 +2194,7 @@
             </w:tabs>
             <w:rPr/>
           </w:pPr>
-          <w:hyperlink w:anchor="__RefHeading___Toc19981_3826153650">
+          <w:hyperlink w:anchor="__RefHeading___Toc6978_1331205466">
             <w:r>
               <w:rPr>
                 <w:webHidden/>
@@ -2110,7 +2215,7 @@
             </w:tabs>
             <w:rPr/>
           </w:pPr>
-          <w:hyperlink w:anchor="__RefHeading___Toc19983_3826153650">
+          <w:hyperlink w:anchor="__RefHeading___Toc6980_1331205466">
             <w:r>
               <w:rPr>
                 <w:webHidden/>
@@ -2131,7 +2236,7 @@
             </w:tabs>
             <w:rPr/>
           </w:pPr>
-          <w:hyperlink w:anchor="__RefHeading___Toc19985_3826153650">
+          <w:hyperlink w:anchor="__RefHeading___Toc6982_1331205466">
             <w:r>
               <w:rPr>
                 <w:webHidden/>
@@ -2152,7 +2257,7 @@
             </w:tabs>
             <w:rPr/>
           </w:pPr>
-          <w:hyperlink w:anchor="__RefHeading___Toc19987_3826153650">
+          <w:hyperlink w:anchor="__RefHeading___Toc6984_1331205466">
             <w:r>
               <w:rPr>
                 <w:webHidden/>
@@ -2173,7 +2278,7 @@
             </w:tabs>
             <w:rPr/>
           </w:pPr>
-          <w:hyperlink w:anchor="__RefHeading___Toc19989_3826153650">
+          <w:hyperlink w:anchor="__RefHeading___Toc6986_1331205466">
             <w:r>
               <w:rPr>
                 <w:webHidden/>
@@ -2194,7 +2299,7 @@
             </w:tabs>
             <w:rPr/>
           </w:pPr>
-          <w:hyperlink w:anchor="__RefHeading___Toc19991_3826153650">
+          <w:hyperlink w:anchor="__RefHeading___Toc6988_1331205466">
             <w:r>
               <w:rPr>
                 <w:webHidden/>
@@ -2215,7 +2320,7 @@
             </w:tabs>
             <w:rPr/>
           </w:pPr>
-          <w:hyperlink w:anchor="__RefHeading___Toc19993_3826153650">
+          <w:hyperlink w:anchor="__RefHeading___Toc6990_1331205466">
             <w:r>
               <w:rPr>
                 <w:webHidden/>
@@ -2236,7 +2341,7 @@
             </w:tabs>
             <w:rPr/>
           </w:pPr>
-          <w:hyperlink w:anchor="__RefHeading___Toc19995_3826153650">
+          <w:hyperlink w:anchor="__RefHeading___Toc6992_1331205466">
             <w:r>
               <w:rPr>
                 <w:webHidden/>
@@ -2257,7 +2362,7 @@
             </w:tabs>
             <w:rPr/>
           </w:pPr>
-          <w:hyperlink w:anchor="__RefHeading___Toc19997_3826153650">
+          <w:hyperlink w:anchor="__RefHeading___Toc6994_1331205466">
             <w:r>
               <w:rPr>
                 <w:webHidden/>
@@ -2278,7 +2383,7 @@
             </w:tabs>
             <w:rPr/>
           </w:pPr>
-          <w:hyperlink w:anchor="__RefHeading___Toc19999_3826153650">
+          <w:hyperlink w:anchor="__RefHeading___Toc6996_1331205466">
             <w:r>
               <w:rPr>
                 <w:webHidden/>
@@ -2299,7 +2404,7 @@
             </w:tabs>
             <w:rPr/>
           </w:pPr>
-          <w:hyperlink w:anchor="__RefHeading___Toc20001_3826153650">
+          <w:hyperlink w:anchor="__RefHeading___Toc6998_1331205466">
             <w:r>
               <w:rPr>
                 <w:webHidden/>
@@ -2320,7 +2425,7 @@
             </w:tabs>
             <w:rPr/>
           </w:pPr>
-          <w:hyperlink w:anchor="__RefHeading___Toc20003_3826153650">
+          <w:hyperlink w:anchor="__RefHeading___Toc7000_1331205466">
             <w:r>
               <w:rPr>
                 <w:webHidden/>
@@ -2351,7 +2456,7 @@
       <w:r>
         <w:br w:type="page"/>
       </w:r>
-      <w:bookmarkStart w:id="0" w:name="__RefHeading___Toc19973_3826153650"/>
+      <w:bookmarkStart w:id="0" w:name="__RefHeading___Toc6970_1331205466"/>
       <w:bookmarkEnd w:id="0"/>
       <w:r>
         <w:rPr>
@@ -2365,7 +2470,7 @@
         <w:pStyle w:val="Heading2"/>
         <w:rPr/>
       </w:pPr>
-      <w:bookmarkStart w:id="1" w:name="__RefHeading___Toc19975_3826153650"/>
+      <w:bookmarkStart w:id="1" w:name="__RefHeading___Toc6972_1331205466"/>
       <w:bookmarkEnd w:id="1"/>
       <w:r>
         <w:rPr>
@@ -2383,7 +2488,7 @@
         <w:rPr>
           <w:rFonts w:eastAsia="Nunito" w:cs="Nunito"/>
         </w:rPr>
-        <w:t>This document describes how BrokerVerse is monitored: the telemetry the application produces (logs, health and version endpoints, operational tables), the metrics to collect, the recommended CloudWatch dashboards and alarms with thresholds, the review of the audit trail, synthetic checks, and the on-call runbook entries for the most likely alerts.</w:t>
+        <w:t>This document describes how BrokerVerse OOTB is monitored: the telemetry the application produces (logs, health and version endpoints, operational tables), the metrics to collect, the recommended CloudWatch dashboards and alarms with thresholds, the review of the audit trail, synthetic checks, and the on-call runbook entries for the most likely alerts.</w:t>
       </w:r>
     </w:p>
     <w:tbl>
@@ -2432,7 +2537,22 @@
                 <w:rFonts w:eastAsia="Nunito" w:cs="Nunito"/>
                 <w:sz w:val="18"/>
               </w:rPr>
-              <w:t xml:space="preserve"> The baseline produces the telemetry described in chapter 2 but contains no monitoring configuration (no dashboards, alarms, log shipping or metrics exporter). Metrics, thresholds, dashboards and runbooks in chapters 3 to 7 are recommendations.</w:t>
+              <w:t xml:space="preserve"> The code produces the telemetry described in chapter 2. The deployment package (</w:t>
+            </w:r>
+            <w:r>
+              <w:rPr>
+                <w:rFonts w:eastAsia="Liberation Mono" w:cs="Liberation Mono" w:ascii="Liberation Mono" w:hAnsi="Liberation Mono"/>
+                <w:color w:val="0B3D7A"/>
+                <w:sz w:val="16"/>
+              </w:rPr>
+              <w:t>deploy/</w:t>
+            </w:r>
+            <w:r>
+              <w:rPr>
+                <w:rFonts w:eastAsia="Nunito" w:cs="Nunito"/>
+                <w:sz w:val="18"/>
+              </w:rPr>
+              <w:t>) contains no monitoring configuration (no dashboards, alarms, log shipping or metrics exporter). Metrics, thresholds, dashboards and runbooks in chapters 3 to 7 are recommendations.</w:t>
             </w:r>
           </w:p>
         </w:tc>
@@ -2476,7 +2596,7 @@
         <w:rPr/>
         <w:drawing>
           <wp:inline distT="0" distB="0" distL="0" distR="0">
-            <wp:extent cx="9251950" cy="5026025"/>
+            <wp:extent cx="7952105" cy="4319905"/>
             <wp:effectExtent l="0" t="0" r="0" b="0"/>
             <wp:docPr id="2" name="Picture 2" descr=""/>
             <wp:cNvGraphicFramePr>
@@ -2500,7 +2620,7 @@
                   <pic:spPr bwMode="auto">
                     <a:xfrm>
                       <a:off x="0" y="0"/>
-                      <a:ext cx="9251950" cy="5026025"/>
+                      <a:ext cx="7952105" cy="4319905"/>
                     </a:xfrm>
                     <a:prstGeom prst="rect">
                       <a:avLst/>
@@ -2561,7 +2681,7 @@
         </w:pBdr>
         <w:rPr/>
       </w:pPr>
-      <w:bookmarkStart w:id="2" w:name="__RefHeading___Toc19977_3826153650"/>
+      <w:bookmarkStart w:id="2" w:name="__RefHeading___Toc6974_1331205466"/>
       <w:bookmarkEnd w:id="2"/>
       <w:r>
         <w:rPr>
@@ -2575,7 +2695,7 @@
         <w:pStyle w:val="Heading2"/>
         <w:rPr/>
       </w:pPr>
-      <w:bookmarkStart w:id="3" w:name="__RefHeading___Toc19979_3826153650"/>
+      <w:bookmarkStart w:id="3" w:name="__RefHeading___Toc6976_1331205466"/>
       <w:bookmarkEnd w:id="3"/>
       <w:r>
         <w:rPr>
@@ -2787,7 +2907,7 @@
                 <w:rFonts w:eastAsia="Nunito" w:cs="Nunito"/>
                 <w:sz w:val="17"/>
               </w:rPr>
-              <w:t xml:space="preserve">, plus context). In ECS the awslogs driver ships them to CloudWatch Logs (recommended log group </w:t>
+              <w:t xml:space="preserve">, plus context). On AWS the container log driver (awslogs) ships them to CloudWatch Logs (recommended log group </w:t>
             </w:r>
             <w:r>
               <w:rPr>
@@ -3502,14 +3622,74 @@
                 <w:color w:val="0B3D7A"/>
                 <w:sz w:val="15"/>
               </w:rPr>
-              <w:t>scheduler: N job(s) scheduled</w:t>
-            </w:r>
-            <w:r>
-              <w:rPr>
-                <w:rFonts w:eastAsia="Nunito" w:cs="Nunito"/>
-                <w:sz w:val="17"/>
-              </w:rPr>
-              <w:t xml:space="preserve">), shutdown and fatal configuration errors are logged. Job skips are logged at </w:t>
+              <w:t>scheduler: N job(s) scheduled (time zone Asia/Manila)</w:t>
+            </w:r>
+            <w:r>
+              <w:rPr>
+                <w:rFonts w:eastAsia="Nunito" w:cs="Nunito"/>
+                <w:sz w:val="17"/>
+              </w:rPr>
+              <w:t xml:space="preserve">), shutdown and fatal configuration errors are logged. A failed job run is logged at </w:t>
+            </w:r>
+            <w:r>
+              <w:rPr>
+                <w:rFonts w:eastAsia="Liberation Mono" w:cs="Liberation Mono" w:ascii="Liberation Mono" w:hAnsi="Liberation Mono"/>
+                <w:color w:val="0B3D7A"/>
+                <w:sz w:val="15"/>
+              </w:rPr>
+              <w:t>error</w:t>
+            </w:r>
+            <w:r>
+              <w:rPr>
+                <w:rFonts w:eastAsia="Nunito" w:cs="Nunito"/>
+                <w:sz w:val="17"/>
+              </w:rPr>
+              <w:t xml:space="preserve"> with </w:t>
+            </w:r>
+            <w:r>
+              <w:rPr>
+                <w:rFonts w:eastAsia="Liberation Mono" w:cs="Liberation Mono" w:ascii="Liberation Mono" w:hAnsi="Liberation Mono"/>
+                <w:color w:val="0B3D7A"/>
+                <w:sz w:val="15"/>
+              </w:rPr>
+              <w:t>job</w:t>
+            </w:r>
+            <w:r>
+              <w:rPr>
+                <w:rFonts w:eastAsia="Nunito" w:cs="Nunito"/>
+                <w:sz w:val="17"/>
+              </w:rPr>
+              <w:t xml:space="preserve"> and </w:t>
+            </w:r>
+            <w:r>
+              <w:rPr>
+                <w:rFonts w:eastAsia="Liberation Mono" w:cs="Liberation Mono" w:ascii="Liberation Mono" w:hAnsi="Liberation Mono"/>
+                <w:color w:val="0B3D7A"/>
+                <w:sz w:val="15"/>
+              </w:rPr>
+              <w:t>runId</w:t>
+            </w:r>
+            <w:r>
+              <w:rPr>
+                <w:rFonts w:eastAsia="Nunito" w:cs="Nunito"/>
+                <w:sz w:val="17"/>
+              </w:rPr>
+              <w:t xml:space="preserve"> (</w:t>
+            </w:r>
+            <w:r>
+              <w:rPr>
+                <w:rFonts w:eastAsia="Liberation Mono" w:cs="Liberation Mono" w:ascii="Liberation Mono" w:hAnsi="Liberation Mono"/>
+                <w:color w:val="0B3D7A"/>
+                <w:sz w:val="15"/>
+              </w:rPr>
+              <w:t>scheduled job &lt;code&gt; failed</w:t>
+            </w:r>
+            <w:r>
+              <w:rPr>
+                <w:rFonts w:eastAsia="Nunito" w:cs="Nunito"/>
+                <w:sz w:val="17"/>
+              </w:rPr>
+              <w:t xml:space="preserve">); job skips are logged at </w:t>
             </w:r>
             <w:r>
               <w:rPr>
@@ -3574,18 +3754,25 @@
             </w:pPr>
             <w:r>
               <w:rPr>
+                <w:rFonts w:eastAsia="Nunito" w:cs="Nunito"/>
+                <w:sz w:val="17"/>
+              </w:rPr>
+              <w:t xml:space="preserve">Diagnostics go through </w:t>
+            </w:r>
+            <w:r>
+              <w:rPr>
                 <w:rFonts w:eastAsia="Liberation Mono" w:cs="Liberation Mono" w:ascii="Liberation Mono" w:hAnsi="Liberation Mono"/>
                 <w:color w:val="0B3D7A"/>
                 <w:sz w:val="15"/>
               </w:rPr>
-              <w:t>console.log / info / debug</w:t>
-            </w:r>
-            <w:r>
-              <w:rPr>
-                <w:rFonts w:eastAsia="Nunito" w:cs="Nunito"/>
-                <w:sz w:val="17"/>
-              </w:rPr>
-              <w:t xml:space="preserve"> are disabled in production builds; browser errors are not collected centrally.</w:t>
+              <w:t>utility/logger.js</w:t>
+            </w:r>
+            <w:r>
+              <w:rPr>
+                <w:rFonts w:eastAsia="Nunito" w:cs="Nunito"/>
+                <w:sz w:val="17"/>
+              </w:rPr>
+              <w:t>, which is silent in production builds; browser errors are not collected centrally.</w:t>
             </w:r>
           </w:p>
         </w:tc>
@@ -3606,7 +3793,7 @@
         <w:pStyle w:val="Heading2"/>
         <w:rPr/>
       </w:pPr>
-      <w:bookmarkStart w:id="4" w:name="__RefHeading___Toc19981_3826153650"/>
+      <w:bookmarkStart w:id="4" w:name="__RefHeading___Toc6978_1331205466"/>
       <w:bookmarkEnd w:id="4"/>
       <w:r>
         <w:rPr>
@@ -3696,7 +3883,7 @@
         <w:pStyle w:val="Heading2"/>
         <w:rPr/>
       </w:pPr>
-      <w:bookmarkStart w:id="5" w:name="__RefHeading___Toc19983_3826153650"/>
+      <w:bookmarkStart w:id="5" w:name="__RefHeading___Toc6980_1331205466"/>
       <w:bookmarkEnd w:id="5"/>
       <w:r>
         <w:rPr>
@@ -3894,7 +4081,22 @@
                 <w:rFonts w:eastAsia="Nunito" w:cs="Nunito"/>
                 <w:sz w:val="17"/>
               </w:rPr>
-              <w:t xml:space="preserve"> per job. Visible in Master &gt; Schedules &gt; History.</w:t>
+              <w:t xml:space="preserve"> per job. Visible in Master &gt; Schedules &gt; History. The </w:t>
+            </w:r>
+            <w:r>
+              <w:rPr>
+                <w:rFonts w:eastAsia="Liberation Mono" w:cs="Liberation Mono" w:ascii="Liberation Mono" w:hAnsi="Liberation Mono"/>
+                <w:color w:val="0B3D7A"/>
+                <w:sz w:val="15"/>
+              </w:rPr>
+              <w:t>housekeeping</w:t>
+            </w:r>
+            <w:r>
+              <w:rPr>
+                <w:rFonts w:eastAsia="Nunito" w:cs="Nunito"/>
+                <w:sz w:val="17"/>
+              </w:rPr>
+              <w:t xml:space="preserve"> output lists the rows deleted per table.</w:t>
             </w:r>
           </w:p>
         </w:tc>
@@ -4303,7 +4505,37 @@
                 <w:color w:val="0B3D7A"/>
                 <w:sz w:val="15"/>
               </w:rPr>
-              <w:t>generated_reports</w:t>
+              <w:t>period_close_runs</w:t>
+            </w:r>
+            <w:r>
+              <w:rPr>
+                <w:rFonts w:eastAsia="Nunito" w:cs="Nunito"/>
+                <w:sz w:val="17"/>
+              </w:rPr>
+              <w:t xml:space="preserve">, </w:t>
+            </w:r>
+            <w:r>
+              <w:rPr>
+                <w:rFonts w:eastAsia="Liberation Mono" w:cs="Liberation Mono" w:ascii="Liberation Mono" w:hAnsi="Liberation Mono"/>
+                <w:color w:val="0B3D7A"/>
+                <w:sz w:val="15"/>
+              </w:rPr>
+              <w:t>accounting_periods</w:t>
+            </w:r>
+            <w:r>
+              <w:rPr>
+                <w:rFonts w:eastAsia="Nunito" w:cs="Nunito"/>
+                <w:sz w:val="17"/>
+              </w:rPr>
+              <w:t xml:space="preserve">, </w:t>
+            </w:r>
+            <w:r>
+              <w:rPr>
+                <w:rFonts w:eastAsia="Liberation Mono" w:cs="Liberation Mono" w:ascii="Liberation Mono" w:hAnsi="Liberation Mono"/>
+                <w:color w:val="0B3D7A"/>
+                <w:sz w:val="15"/>
+              </w:rPr>
+              <w:t>bank_reconciliations</w:t>
             </w:r>
           </w:p>
         </w:tc>
@@ -4328,7 +4560,7 @@
                 <w:rFonts w:eastAsia="Nunito" w:cs="Nunito"/>
                 <w:sz w:val="17"/>
               </w:rPr>
-              <w:t>Report generation status and errors.</w:t>
+              <w:t>Month-end close status per period and the last reconciled month per bank account (business monitoring by the Accounting Manager).</w:t>
             </w:r>
           </w:p>
         </w:tc>
@@ -4358,6 +4590,61 @@
                 <w:color w:val="0B3D7A"/>
                 <w:sz w:val="15"/>
               </w:rPr>
+              <w:t>generated_reports</w:t>
+            </w:r>
+          </w:p>
+        </w:tc>
+        <w:tc>
+          <w:tcPr>
+            <w:tcW w:w="7324" w:type="dxa"/>
+            <w:tcBorders>
+              <w:top w:val="single" w:sz="4" w:space="0" w:color="C9D6E3"/>
+              <w:left w:val="single" w:sz="4" w:space="0" w:color="C9D6E3"/>
+              <w:bottom w:val="single" w:sz="4" w:space="0" w:color="C9D6E3"/>
+              <w:right w:val="single" w:sz="4" w:space="0" w:color="C9D6E3"/>
+            </w:tcBorders>
+          </w:tcPr>
+          <w:p>
+            <w:pPr>
+              <w:pStyle w:val="TableText"/>
+              <w:rPr/>
+            </w:pPr>
+            <w:r>
+              <w:rPr>
+                <w:rFonts w:eastAsia="Nunito" w:cs="Nunito"/>
+                <w:sz w:val="17"/>
+              </w:rPr>
+              <w:t>Report generation status and errors.</w:t>
+            </w:r>
+          </w:p>
+        </w:tc>
+      </w:tr>
+      <w:tr>
+        <w:trPr>
+          <w:cantSplit w:val="true"/>
+        </w:trPr>
+        <w:tc>
+          <w:tcPr>
+            <w:tcW w:w="2312" w:type="dxa"/>
+            <w:tcBorders>
+              <w:top w:val="single" w:sz="4" w:space="0" w:color="C9D6E3"/>
+              <w:left w:val="single" w:sz="4" w:space="0" w:color="C9D6E3"/>
+              <w:bottom w:val="single" w:sz="4" w:space="0" w:color="C9D6E3"/>
+              <w:right w:val="single" w:sz="4" w:space="0" w:color="C9D6E3"/>
+            </w:tcBorders>
+            <w:shd w:color="auto" w:fill="F3F9FE" w:val="clear"/>
+          </w:tcPr>
+          <w:p>
+            <w:pPr>
+              <w:pStyle w:val="TableText"/>
+              <w:rPr/>
+            </w:pPr>
+            <w:r>
+              <w:rPr>
+                <w:rFonts w:eastAsia="Liberation Mono" w:cs="Liberation Mono" w:ascii="Liberation Mono" w:hAnsi="Liberation Mono"/>
+                <w:color w:val="0B3D7A"/>
+                <w:sz w:val="15"/>
+              </w:rPr>
               <w:t>documents</w:t>
             </w:r>
           </w:p>
@@ -4371,6 +4658,7 @@
               <w:bottom w:val="single" w:sz="4" w:space="0" w:color="C9D6E3"/>
               <w:right w:val="single" w:sz="4" w:space="0" w:color="C9D6E3"/>
             </w:tcBorders>
+            <w:shd w:color="auto" w:fill="F3F9FE" w:val="clear"/>
           </w:tcPr>
           <w:p>
             <w:pPr>
@@ -4409,7 +4697,7 @@
         </w:pBdr>
         <w:rPr/>
       </w:pPr>
-      <w:bookmarkStart w:id="6" w:name="__RefHeading___Toc19985_3826153650"/>
+      <w:bookmarkStart w:id="6" w:name="__RefHeading___Toc6982_1331205466"/>
       <w:bookmarkEnd w:id="6"/>
       <w:r>
         <w:rPr>
@@ -4902,7 +5190,7 @@
                 <w:rFonts w:eastAsia="Nunito" w:cs="Nunito"/>
                 <w:sz w:val="17"/>
               </w:rPr>
-              <w:t>CPU and memory utilisation per task; running task count; restarts</w:t>
+              <w:t>CPU and memory utilisation per container; running container count; restarts</w:t>
             </w:r>
           </w:p>
         </w:tc>
@@ -4927,7 +5215,7 @@
                 <w:rFonts w:eastAsia="Nunito" w:cs="Nunito"/>
                 <w:sz w:val="17"/>
               </w:rPr>
-              <w:t>ECS / Container Insights</w:t>
+              <w:t>Container service metrics (for example ECS Container Insights)</w:t>
             </w:r>
           </w:p>
         </w:tc>
@@ -5206,7 +5494,22 @@
                 <w:rFonts w:eastAsia="Nunito" w:cs="Nunito"/>
                 <w:sz w:val="17"/>
               </w:rPr>
-              <w:t xml:space="preserve">SQL on </w:t>
+              <w:t xml:space="preserve">Log metric filter on </w:t>
+            </w:r>
+            <w:r>
+              <w:rPr>
+                <w:rFonts w:eastAsia="Liberation Mono" w:cs="Liberation Mono" w:ascii="Liberation Mono" w:hAnsi="Liberation Mono"/>
+                <w:color w:val="0B3D7A"/>
+                <w:sz w:val="15"/>
+              </w:rPr>
+              <w:t>scheduled job * failed</w:t>
+            </w:r>
+            <w:r>
+              <w:rPr>
+                <w:rFonts w:eastAsia="Nunito" w:cs="Nunito"/>
+                <w:sz w:val="17"/>
+              </w:rPr>
+              <w:t xml:space="preserve">; SQL on </w:t>
             </w:r>
             <w:r>
               <w:rPr>
@@ -5609,7 +5912,7 @@
         <w:pStyle w:val="Heading2"/>
         <w:rPr/>
       </w:pPr>
-      <w:bookmarkStart w:id="7" w:name="__RefHeading___Toc19987_3826153650"/>
+      <w:bookmarkStart w:id="7" w:name="__RefHeading___Toc6984_1331205466"/>
       <w:bookmarkEnd w:id="7"/>
       <w:r>
         <w:rPr>
@@ -5664,7 +5967,7 @@
                 <w:rFonts w:eastAsia="Nunito" w:cs="Nunito"/>
                 <w:sz w:val="18"/>
               </w:rPr>
-              <w:t xml:space="preserve"> Publish the database-derived metrics with a small scheduled task (for example an EventBridge-scheduled Lambda or ECS task every 5 minutes with read-only database access, or a new scheduled job in the API using </w:t>
+              <w:t xml:space="preserve"> Publish the database-derived metrics with a small scheduled task (for example an EventBridge-scheduled Lambda or container task every 5 minutes with read-only database access, or a new scheduled job in the API using </w:t>
             </w:r>
             <w:r>
               <w:rPr>
@@ -6179,7 +6482,7 @@
         </w:pBdr>
         <w:rPr/>
       </w:pPr>
-      <w:bookmarkStart w:id="8" w:name="__RefHeading___Toc19989_3826153650"/>
+      <w:bookmarkStart w:id="8" w:name="__RefHeading___Toc6986_1331205466"/>
       <w:bookmarkEnd w:id="8"/>
       <w:r>
         <w:rPr>
@@ -6193,7 +6496,7 @@
         <w:pStyle w:val="Heading2"/>
         <w:rPr/>
       </w:pPr>
-      <w:bookmarkStart w:id="9" w:name="__RefHeading___Toc19991_3826153650"/>
+      <w:bookmarkStart w:id="9" w:name="__RefHeading___Toc6988_1331205466"/>
       <w:bookmarkEnd w:id="9"/>
       <w:r>
         <w:rPr>
@@ -6262,7 +6565,7 @@
         <w:rPr>
           <w:rFonts w:eastAsia="Nunito" w:cs="Nunito"/>
         </w:rPr>
-        <w:t>API tasks: CPU, memory, task count, deployments.</w:t>
+        <w:t>API containers: CPU, memory, container count, deployments.</w:t>
       </w:r>
     </w:p>
     <w:p>
@@ -6354,7 +6657,7 @@
         <w:pStyle w:val="Heading2"/>
         <w:rPr/>
       </w:pPr>
-      <w:bookmarkStart w:id="10" w:name="__RefHeading___Toc19993_3826153650"/>
+      <w:bookmarkStart w:id="10" w:name="__RefHeading___Toc6990_1331205466"/>
       <w:bookmarkEnd w:id="10"/>
       <w:r>
         <w:rPr>
@@ -6937,7 +7240,7 @@
                 <w:rFonts w:eastAsia="Nunito" w:cs="Nunito"/>
                 <w:sz w:val="17"/>
               </w:rPr>
-              <w:t>API task CPU</w:t>
+              <w:t>API container CPU</w:t>
             </w:r>
           </w:p>
         </w:tc>
@@ -7039,7 +7342,7 @@
                 <w:rFonts w:eastAsia="Nunito" w:cs="Nunito"/>
                 <w:sz w:val="17"/>
               </w:rPr>
-              <w:t>API task memory</w:t>
+              <w:t>API container memory</w:t>
             </w:r>
           </w:p>
         </w:tc>
@@ -7677,7 +7980,22 @@
                 <w:rFonts w:eastAsia="Nunito" w:cs="Nunito"/>
                 <w:sz w:val="17"/>
               </w:rPr>
-              <w:t xml:space="preserve">; 3 consecutive failures of </w:t>
+              <w:t xml:space="preserve">, </w:t>
+            </w:r>
+            <w:r>
+              <w:rPr>
+                <w:rFonts w:eastAsia="Liberation Mono" w:cs="Liberation Mono" w:ascii="Liberation Mono" w:hAnsi="Liberation Mono"/>
+                <w:color w:val="0B3D7A"/>
+                <w:sz w:val="15"/>
+              </w:rPr>
+              <w:t>housekeeping</w:t>
+            </w:r>
+            <w:r>
+              <w:rPr>
+                <w:rFonts w:eastAsia="Nunito" w:cs="Nunito"/>
+                <w:sz w:val="17"/>
+              </w:rPr>
+              <w:t xml:space="preserve"> and, once enabled, the period-end and bank-matching jobs; 3 consecutive failures of </w:t>
             </w:r>
             <w:r>
               <w:rPr>
@@ -8724,7 +9042,7 @@
         </w:pBdr>
         <w:rPr/>
       </w:pPr>
-      <w:bookmarkStart w:id="11" w:name="__RefHeading___Toc19995_3826153650"/>
+      <w:bookmarkStart w:id="11" w:name="__RefHeading___Toc6992_1331205466"/>
       <w:bookmarkEnd w:id="11"/>
       <w:r>
         <w:rPr>
@@ -8861,7 +9179,7 @@
                 <w:rFonts w:eastAsia="Nunito" w:cs="Nunito"/>
                 <w:sz w:val="17"/>
               </w:rPr>
-              <w:t>Monthly: users with administrator roles (</w:t>
+              <w:t>Monthly: users with the System Administrator role (</w:t>
             </w:r>
             <w:r>
               <w:rPr>
@@ -8869,44 +9187,14 @@
                 <w:color w:val="0B3D7A"/>
                 <w:sz w:val="15"/>
               </w:rPr>
-              <w:t>it-admin</w:t>
-            </w:r>
-            <w:r>
-              <w:rPr>
-                <w:rFonts w:eastAsia="Nunito" w:cs="Nunito"/>
-                <w:sz w:val="17"/>
-              </w:rPr>
-              <w:t xml:space="preserve">, </w:t>
-            </w:r>
-            <w:r>
-              <w:rPr>
-                <w:rFonts w:eastAsia="Liberation Mono" w:cs="Liberation Mono" w:ascii="Liberation Mono" w:hAnsi="Liberation Mono"/>
-                <w:color w:val="0B3D7A"/>
-                <w:sz w:val="15"/>
-              </w:rPr>
-              <w:t>ba</w:t>
-            </w:r>
-            <w:r>
-              <w:rPr>
-                <w:rFonts w:eastAsia="Nunito" w:cs="Nunito"/>
-                <w:sz w:val="17"/>
-              </w:rPr>
-              <w:t xml:space="preserve">, </w:t>
-            </w:r>
-            <w:r>
-              <w:rPr>
-                <w:rFonts w:eastAsia="Liberation Mono" w:cs="Liberation Mono" w:ascii="Liberation Mono" w:hAnsi="Liberation Mono"/>
-                <w:color w:val="0B3D7A"/>
-                <w:sz w:val="15"/>
-              </w:rPr>
-              <w:t>user-access-admin</w:t>
-            </w:r>
-            <w:r>
-              <w:rPr>
-                <w:rFonts w:eastAsia="Nunito" w:cs="Nunito"/>
-                <w:sz w:val="17"/>
-              </w:rPr>
-              <w:t>), new users, role and permission changes (</w:t>
+              <w:t>system-admin</w:t>
+            </w:r>
+            <w:r>
+              <w:rPr>
+                <w:rFonts w:eastAsia="Nunito" w:cs="Nunito"/>
+                <w:sz w:val="17"/>
+              </w:rPr>
+              <w:t>) and the Accounting Manager role, new users, role and permission changes (</w:t>
             </w:r>
             <w:r>
               <w:rPr>
@@ -9006,7 +9294,7 @@
                 <w:rFonts w:eastAsia="Nunito" w:cs="Nunito"/>
                 <w:sz w:val="17"/>
               </w:rPr>
-              <w:t>: tax rates, numbering, security policy), scheduled jobs, chart of accounts, commission rates, direct-bill mode changes, journal reversals and corrections, cancelled receipts.</w:t>
+              <w:t>: tax rates, account determination, security policy), posting rules, document number series, tax codes, scheduled jobs, chart of accounts, the commission rate matrix, the Company master (letterhead), direct-bill mode changes, journal reversals and corrections, cancelled receipts, period reopenings.</w:t>
             </w:r>
           </w:p>
         </w:tc>
@@ -9074,7 +9362,7 @@
                 <w:rFonts w:eastAsia="Nunito" w:cs="Nunito"/>
                 <w:sz w:val="17"/>
               </w:rPr>
-              <w:t>), returned or rejected settlements, reversed commission lines.</w:t>
+              <w:t>), returned or rejected settlements, reversed commission lines, rejected or reopened close runs and bank reconciliations, postings into soft-closed periods.</w:t>
             </w:r>
           </w:p>
         </w:tc>
@@ -9182,7 +9470,7 @@
                 <w:rFonts w:eastAsia="Nunito" w:cs="Nunito"/>
                 <w:sz w:val="17"/>
               </w:rPr>
-              <w:t xml:space="preserve">Master &gt; Audit trail (filters entity, entity id, username; newest 200 to 1,000 rows) is suitable for record investigations; for periodic reviews use SQL or a report on </w:t>
+              <w:t xml:space="preserve">Master &gt; Audit Trail filters by entity, entity id, username and a from / to date range (newest 200, at most 1,000 rows), backed by indexes on </w:t>
             </w:r>
             <w:r>
               <w:rPr>
@@ -9190,6 +9478,51 @@
                 <w:color w:val="0B3D7A"/>
                 <w:sz w:val="15"/>
               </w:rPr>
+              <w:t>(entity, entity_id)</w:t>
+            </w:r>
+            <w:r>
+              <w:rPr>
+                <w:rFonts w:eastAsia="Nunito" w:cs="Nunito"/>
+                <w:sz w:val="17"/>
+              </w:rPr>
+              <w:t xml:space="preserve">, </w:t>
+            </w:r>
+            <w:r>
+              <w:rPr>
+                <w:rFonts w:eastAsia="Liberation Mono" w:cs="Liberation Mono" w:ascii="Liberation Mono" w:hAnsi="Liberation Mono"/>
+                <w:color w:val="0B3D7A"/>
+                <w:sz w:val="15"/>
+              </w:rPr>
+              <w:t>(at)</w:t>
+            </w:r>
+            <w:r>
+              <w:rPr>
+                <w:rFonts w:eastAsia="Nunito" w:cs="Nunito"/>
+                <w:sz w:val="17"/>
+              </w:rPr>
+              <w:t xml:space="preserve"> and </w:t>
+            </w:r>
+            <w:r>
+              <w:rPr>
+                <w:rFonts w:eastAsia="Liberation Mono" w:cs="Liberation Mono" w:ascii="Liberation Mono" w:hAnsi="Liberation Mono"/>
+                <w:color w:val="0B3D7A"/>
+                <w:sz w:val="15"/>
+              </w:rPr>
+              <w:t>(username)</w:t>
+            </w:r>
+            <w:r>
+              <w:rPr>
+                <w:rFonts w:eastAsia="Nunito" w:cs="Nunito"/>
+                <w:sz w:val="17"/>
+              </w:rPr>
+              <w:t xml:space="preserve">. For periodic reviews use SQL on </w:t>
+            </w:r>
+            <w:r>
+              <w:rPr>
+                <w:rFonts w:eastAsia="Liberation Mono" w:cs="Liberation Mono" w:ascii="Liberation Mono" w:hAnsi="Liberation Mono"/>
+                <w:color w:val="0B3D7A"/>
+                <w:sz w:val="15"/>
+              </w:rPr>
               <w:t>audit_log</w:t>
             </w:r>
             <w:r>
@@ -9197,7 +9530,7 @@
                 <w:rFonts w:eastAsia="Nunito" w:cs="Nunito"/>
                 <w:sz w:val="17"/>
               </w:rPr>
-              <w:t xml:space="preserve"> by date (a date index and a date filter are recommended, document 03), or export the audit log to CloudWatch Logs / a SIEM.</w:t>
+              <w:t xml:space="preserve"> by date, or export the audit log to CloudWatch Logs or a SIEM.</w:t>
             </w:r>
           </w:p>
         </w:tc>
@@ -9279,7 +9612,7 @@
         </w:pBdr>
         <w:rPr/>
       </w:pPr>
-      <w:bookmarkStart w:id="12" w:name="__RefHeading___Toc19997_3826153650"/>
+      <w:bookmarkStart w:id="12" w:name="__RefHeading___Toc6994_1331205466"/>
       <w:bookmarkEnd w:id="12"/>
       <w:r>
         <w:rPr>
@@ -9809,7 +10142,7 @@
         </w:pBdr>
         <w:rPr/>
       </w:pPr>
-      <w:bookmarkStart w:id="13" w:name="__RefHeading___Toc19999_3826153650"/>
+      <w:bookmarkStart w:id="13" w:name="__RefHeading___Toc6996_1331205466"/>
       <w:bookmarkEnd w:id="13"/>
       <w:r>
         <w:rPr>
@@ -9946,7 +10279,7 @@
                 <w:rFonts w:eastAsia="Nunito" w:cs="Nunito"/>
                 <w:sz w:val="17"/>
               </w:rPr>
-              <w:t xml:space="preserve">Check ECS service events and stopped-task reasons; read the last log lines of a task (start-up errors such as </w:t>
+              <w:t xml:space="preserve">Check the container service events and the reasons containers stopped; read the last log lines of a container (start-up errors such as </w:t>
             </w:r>
             <w:r>
               <w:rPr>
@@ -10174,7 +10507,7 @@
                 <w:rFonts w:eastAsia="Nunito" w:cs="Nunito"/>
                 <w:sz w:val="17"/>
               </w:rPr>
-              <w:t>, import endpoints); check RDS Performance Insights for slow SQL and missing indexes; scale out the ECS service.</w:t>
+              <w:t>, import endpoints); check RDS Performance Insights for slow SQL and missing indexes; add API instances.</w:t>
             </w:r>
           </w:p>
         </w:tc>
@@ -10229,7 +10562,7 @@
                 <w:rFonts w:eastAsia="Nunito" w:cs="Nunito"/>
                 <w:sz w:val="17"/>
               </w:rPr>
-              <w:t>Increase storage (autoscaling), check for runaway growth in log tables (</w:t>
+              <w:t xml:space="preserve">Increase storage (autoscaling); check that the </w:t>
             </w:r>
             <w:r>
               <w:rPr>
@@ -10237,14 +10570,14 @@
                 <w:color w:val="0B3D7A"/>
                 <w:sz w:val="15"/>
               </w:rPr>
-              <w:t>job_runs</w:t>
-            </w:r>
-            <w:r>
-              <w:rPr>
-                <w:rFonts w:eastAsia="Nunito" w:cs="Nunito"/>
-                <w:sz w:val="17"/>
-              </w:rPr>
-              <w:t xml:space="preserve">, </w:t>
+              <w:t>housekeeping</w:t>
+            </w:r>
+            <w:r>
+              <w:rPr>
+                <w:rFonts w:eastAsia="Nunito" w:cs="Nunito"/>
+                <w:sz w:val="17"/>
+              </w:rPr>
+              <w:t xml:space="preserve"> job succeeds and look for growth in </w:t>
             </w:r>
             <w:r>
               <w:rPr>
@@ -10259,22 +10592,7 @@
                 <w:rFonts w:eastAsia="Nunito" w:cs="Nunito"/>
                 <w:sz w:val="17"/>
               </w:rPr>
-              <w:t xml:space="preserve">, </w:t>
-            </w:r>
-            <w:r>
-              <w:rPr>
-                <w:rFonts w:eastAsia="Liberation Mono" w:cs="Liberation Mono" w:ascii="Liberation Mono" w:hAnsi="Liberation Mono"/>
-                <w:color w:val="0B3D7A"/>
-                <w:sz w:val="15"/>
-              </w:rPr>
-              <w:t>email_outbox</w:t>
-            </w:r>
-            <w:r>
-              <w:rPr>
-                <w:rFonts w:eastAsia="Nunito" w:cs="Nunito"/>
-                <w:sz w:val="17"/>
-              </w:rPr>
-              <w:t>; document 10); check connection count against tasks x 10.</w:t>
+              <w:t xml:space="preserve"> and the transaction tables (document 10); check the connection count against instances x 10.</w:t>
             </w:r>
           </w:p>
         </w:tc>
@@ -10412,7 +10730,7 @@
                 <w:rFonts w:eastAsia="Nunito" w:cs="Nunito"/>
                 <w:sz w:val="17"/>
               </w:rPr>
-              <w:t xml:space="preserve"> secret, SMTP provider status and the </w:t>
+              <w:t xml:space="preserve"> secret, the Office 365 service status (Authenticated SMTP on for the mailbox) and the </w:t>
             </w:r>
             <w:r>
               <w:rPr>
@@ -10595,7 +10913,7 @@
                 <w:rFonts w:eastAsia="Nunito" w:cs="Nunito"/>
                 <w:sz w:val="17"/>
               </w:rPr>
-              <w:t xml:space="preserve">Another administrator (or user-access administrator for non-admin users) unlocks it in User Management; if no administrator can sign in, follow the break-glass procedure (database update of </w:t>
+              <w:t xml:space="preserve">Another System Administrator sets the account back to active in User Management; if no administrator can sign in, follow the break-glass procedure (database update of </w:t>
             </w:r>
             <w:r>
               <w:rPr>
@@ -10703,7 +11021,7 @@
         <w:rPr>
           <w:rFonts w:eastAsia="Nunito" w:cs="Nunito"/>
         </w:rPr>
-        <w:t>Runbook entries should be kept in the operations wiki with links to the dashboard, log group, ECS service, RDS instance and this document set; each alarm description should link to its runbook entry.</w:t>
+        <w:t>Runbook entries should be kept in the operations wiki with links to the dashboard, log group, container service, database instance and this document set; each alarm description should link to its runbook entry.</w:t>
       </w:r>
       <w:r>
         <w:br w:type="page"/>
@@ -10717,7 +11035,7 @@
         </w:pBdr>
         <w:rPr/>
       </w:pPr>
-      <w:bookmarkStart w:id="14" w:name="__RefHeading___Toc20001_3826153650"/>
+      <w:bookmarkStart w:id="14" w:name="__RefHeading___Toc6998_1331205466"/>
       <w:bookmarkEnd w:id="14"/>
       <w:r>
         <w:rPr>
@@ -10735,7 +11053,7 @@
         <w:rPr>
           <w:rFonts w:eastAsia="Nunito" w:cs="Nunito"/>
         </w:rPr>
-        <w:t xml:space="preserve">This document is one of eleven that together form the BrokerVerse Solution Architecture. They are maintained and issued together (source and build: </w:t>
+        <w:t xml:space="preserve">This document is one of eleven that together form the BrokerVerse OOTB Solution Architecture. They are maintained and issued together (source and build: </w:t>
       </w:r>
       <w:r>
         <w:rPr>
@@ -11756,7 +12074,7 @@
         </w:pBdr>
         <w:rPr/>
       </w:pPr>
-      <w:bookmarkStart w:id="15" w:name="__RefHeading___Toc20003_3826153650"/>
+      <w:bookmarkStart w:id="15" w:name="__RefHeading___Toc7000_1331205466"/>
       <w:bookmarkEnd w:id="15"/>
       <w:r>
         <w:rPr>
@@ -11881,7 +12199,7 @@
                 <w:rFonts w:eastAsia="Nunito" w:cs="Nunito"/>
                 <w:sz w:val="17"/>
               </w:rPr>
-              <w:t>ACM</w:t>
+              <w:t>Account determination</w:t>
             </w:r>
           </w:p>
         </w:tc>
@@ -11905,7 +12223,7 @@
                 <w:rFonts w:eastAsia="Nunito" w:cs="Nunito"/>
                 <w:sz w:val="17"/>
               </w:rPr>
-              <w:t>AWS Certificate Manager: issues and renews the TLS certificates used by the load balancer and CloudFront.</w:t>
+              <w:t>Settings accounting.account.&lt;role&gt; that give the GL account of each account role (cash in bank, premium receivable, due to insurer, commission income ...) used by the posting rules.</w:t>
             </w:r>
           </w:p>
         </w:tc>
@@ -11935,7 +12253,7 @@
                 <w:rFonts w:eastAsia="Nunito" w:cs="Nunito"/>
                 <w:sz w:val="17"/>
               </w:rPr>
-              <w:t>ALB</w:t>
+              <w:t>ACM</w:t>
             </w:r>
           </w:p>
         </w:tc>
@@ -11960,7 +12278,7 @@
                 <w:rFonts w:eastAsia="Nunito" w:cs="Nunito"/>
                 <w:sz w:val="17"/>
               </w:rPr>
-              <w:t>Application Load Balancer (AWS): distributes HTTPS requests over the API containers and checks their health.</w:t>
+              <w:t>AWS Certificate Manager: issues and renews the TLS certificates used by the load balancer and CloudFront.</w:t>
             </w:r>
           </w:p>
         </w:tc>
@@ -11989,7 +12307,7 @@
                 <w:rFonts w:eastAsia="Nunito" w:cs="Nunito"/>
                 <w:sz w:val="17"/>
               </w:rPr>
-              <w:t>API</w:t>
+              <w:t>ALB</w:t>
             </w:r>
           </w:p>
         </w:tc>
@@ -12013,7 +12331,7 @@
                 <w:rFonts w:eastAsia="Nunito" w:cs="Nunito"/>
                 <w:sz w:val="17"/>
               </w:rPr>
-              <w:t>Application programming interface; here the BrokerVerse REST API under /api served by the Node.js backend.</w:t>
+              <w:t>Application Load Balancer (AWS): distributes HTTPS requests over the API containers and checks their health.</w:t>
             </w:r>
           </w:p>
         </w:tc>
@@ -12043,7 +12361,7 @@
                 <w:rFonts w:eastAsia="Nunito" w:cs="Nunito"/>
                 <w:sz w:val="17"/>
               </w:rPr>
-              <w:t>Audit log / audit trail</w:t>
+              <w:t>API</w:t>
             </w:r>
           </w:p>
         </w:tc>
@@ -12068,7 +12386,7 @@
                 <w:rFonts w:eastAsia="Nunito" w:cs="Nunito"/>
                 <w:sz w:val="17"/>
               </w:rPr>
-              <w:t>Table audit_log: who changed which record, when, from which IP, with the before and after values.</w:t>
+              <w:t>Application programming interface; here the BrokerVerse REST API under /api served by the Node.js backend.</w:t>
             </w:r>
           </w:p>
         </w:tc>
@@ -12097,7 +12415,7 @@
                 <w:rFonts w:eastAsia="Nunito" w:cs="Nunito"/>
                 <w:sz w:val="17"/>
               </w:rPr>
-              <w:t>CloudFront</w:t>
+              <w:t>Audit log / audit trail</w:t>
             </w:r>
           </w:p>
         </w:tc>
@@ -12121,7 +12439,7 @@
                 <w:rFonts w:eastAsia="Nunito" w:cs="Nunito"/>
                 <w:sz w:val="17"/>
               </w:rPr>
-              <w:t>AWS content delivery network that serves the single-page application and can route /api to the backend.</w:t>
+              <w:t>Table audit_log: who changed which record, when, from which IP, with the before and after values.</w:t>
             </w:r>
           </w:p>
         </w:tc>
@@ -12151,7 +12469,7 @@
                 <w:rFonts w:eastAsia="Nunito" w:cs="Nunito"/>
                 <w:sz w:val="17"/>
               </w:rPr>
-              <w:t>CloudWatch</w:t>
+              <w:t>CloudFront</w:t>
             </w:r>
           </w:p>
         </w:tc>
@@ -12176,7 +12494,7 @@
                 <w:rFonts w:eastAsia="Nunito" w:cs="Nunito"/>
                 <w:sz w:val="17"/>
               </w:rPr>
-              <w:t>AWS monitoring service: logs, metrics, dashboards and alarms.</w:t>
+              <w:t>AWS content delivery network that serves the single-page application and can route /api to the backend.</w:t>
             </w:r>
           </w:p>
         </w:tc>
@@ -12205,7 +12523,7 @@
                 <w:rFonts w:eastAsia="Nunito" w:cs="Nunito"/>
                 <w:sz w:val="17"/>
               </w:rPr>
-              <w:t>ECS / Fargate</w:t>
+              <w:t>CloudWatch</w:t>
             </w:r>
           </w:p>
         </w:tc>
@@ -12229,7 +12547,7 @@
                 <w:rFonts w:eastAsia="Nunito" w:cs="Nunito"/>
                 <w:sz w:val="17"/>
               </w:rPr>
-              <w:t>Elastic Container Service (AWS) and its serverless compute mode for running the API containers.</w:t>
+              <w:t>AWS monitoring service: logs, metrics, dashboards and alarms.</w:t>
             </w:r>
           </w:p>
         </w:tc>
@@ -12259,7 +12577,7 @@
                 <w:rFonts w:eastAsia="Nunito" w:cs="Nunito"/>
                 <w:sz w:val="17"/>
               </w:rPr>
-              <w:t>EFS</w:t>
+              <w:t>Company master</w:t>
             </w:r>
           </w:p>
         </w:tc>
@@ -12284,7 +12602,7 @@
                 <w:rFonts w:eastAsia="Nunito" w:cs="Nunito"/>
                 <w:sz w:val="17"/>
               </w:rPr>
-              <w:t>Elastic File System (AWS): shared, multi-AZ network file system proposed for the upload directory.</w:t>
+              <w:t>Master record of the broker company; the primary company is the letterhead printed on every document and report.</w:t>
             </w:r>
           </w:p>
         </w:tc>
@@ -12313,7 +12631,7 @@
                 <w:rFonts w:eastAsia="Nunito" w:cs="Nunito"/>
                 <w:sz w:val="17"/>
               </w:rPr>
-              <w:t>Maker-checker</w:t>
+              <w:t>ECS / Fargate</w:t>
             </w:r>
           </w:p>
         </w:tc>
@@ -12337,7 +12655,7 @@
                 <w:rFonts w:eastAsia="Nunito" w:cs="Nunito"/>
                 <w:sz w:val="17"/>
               </w:rPr>
-              <w:t>Control in which a record created or submitted by one user must be approved by a different user.</w:t>
+              <w:t>Elastic Container Service (AWS) and its serverless compute mode for running the API containers.</w:t>
             </w:r>
           </w:p>
         </w:tc>
@@ -12367,7 +12685,7 @@
                 <w:rFonts w:eastAsia="Nunito" w:cs="Nunito"/>
                 <w:sz w:val="17"/>
               </w:rPr>
-              <w:t>Migration</w:t>
+              <w:t>EFS</w:t>
             </w:r>
           </w:p>
         </w:tc>
@@ -12392,7 +12710,7 @@
                 <w:rFonts w:eastAsia="Nunito" w:cs="Nunito"/>
                 <w:sz w:val="17"/>
               </w:rPr>
-              <w:t>Numbered SQL file in backend/src/db/migrations applied once, in order, on API start.</w:t>
+              <w:t>Elastic File System (AWS): shared, multi-AZ network file system proposed for the upload directory.</w:t>
             </w:r>
           </w:p>
         </w:tc>
@@ -12421,7 +12739,7 @@
                 <w:rFonts w:eastAsia="Nunito" w:cs="Nunito"/>
                 <w:sz w:val="17"/>
               </w:rPr>
-              <w:t>p50 / p95 / p99</w:t>
+              <w:t>Housekeeping</w:t>
             </w:r>
           </w:p>
         </w:tc>
@@ -12445,7 +12763,7 @@
                 <w:rFonts w:eastAsia="Nunito" w:cs="Nunito"/>
                 <w:sz w:val="17"/>
               </w:rPr>
-              <w:t>Latency percentiles: the time within which 50 %, 95 % or 99 % of requests completed.</w:t>
+              <w:t>Daily job that deletes operational rows (job runs, sent e-mails, sign-in history, expired tokens, read notifications) after the retention days in System Settings.</w:t>
             </w:r>
           </w:p>
         </w:tc>
@@ -12475,7 +12793,7 @@
                 <w:rFonts w:eastAsia="Nunito" w:cs="Nunito"/>
                 <w:sz w:val="17"/>
               </w:rPr>
-              <w:t>PITR</w:t>
+              <w:t>Maker-checker</w:t>
             </w:r>
           </w:p>
         </w:tc>
@@ -12500,7 +12818,7 @@
                 <w:rFonts w:eastAsia="Nunito" w:cs="Nunito"/>
                 <w:sz w:val="17"/>
               </w:rPr>
-              <w:t>Point-in-time recovery: restoring a database to any second inside the backup retention window.</w:t>
+              <w:t>Control in which a record created or submitted by one user must be approved by a different user.</w:t>
             </w:r>
           </w:p>
         </w:tc>
@@ -12529,7 +12847,7 @@
                 <w:rFonts w:eastAsia="Nunito" w:cs="Nunito"/>
                 <w:sz w:val="17"/>
               </w:rPr>
-              <w:t>RDS</w:t>
+              <w:t>Migration</w:t>
             </w:r>
           </w:p>
         </w:tc>
@@ -12553,7 +12871,7 @@
                 <w:rFonts w:eastAsia="Nunito" w:cs="Nunito"/>
                 <w:sz w:val="17"/>
               </w:rPr>
-              <w:t>Amazon Relational Database Service, the managed PostgreSQL target.</w:t>
+              <w:t>Numbered SQL file in backend/src/db/migrations applied once, in order, on API start.</w:t>
             </w:r>
           </w:p>
         </w:tc>
@@ -12583,7 +12901,7 @@
                 <w:rFonts w:eastAsia="Nunito" w:cs="Nunito"/>
                 <w:sz w:val="17"/>
               </w:rPr>
-              <w:t>Receivable / bill</w:t>
+              <w:t>Month-end close</w:t>
             </w:r>
           </w:p>
         </w:tc>
@@ -12608,7 +12926,7 @@
                 <w:rFonts w:eastAsia="Nunito" w:cs="Nunito"/>
                 <w:sz w:val="17"/>
               </w:rPr>
-              <w:t>Premium bill (INV-) raised when a policy, endorsement or renewal is issued.</w:t>
+              <w:t>Run (MEC-) that posts the accruals, recurring journals and valuations of a period, checks the checklist and, once approved, closes the period.</w:t>
             </w:r>
           </w:p>
         </w:tc>
@@ -12637,7 +12955,7 @@
                 <w:rFonts w:eastAsia="Nunito" w:cs="Nunito"/>
                 <w:sz w:val="17"/>
               </w:rPr>
-              <w:t>Remittance</w:t>
+              <w:t>Office 365</w:t>
             </w:r>
           </w:p>
         </w:tc>
@@ -12661,7 +12979,7 @@
                 <w:rFonts w:eastAsia="Nunito" w:cs="Nunito"/>
                 <w:sz w:val="17"/>
               </w:rPr>
-              <w:t>Payment of collected premium, net of commission, from the broker to the insurer.</w:t>
+              <w:t>Microsoft 365 mail service; BrokerVerse sends e-mail through smtp.office365.com with the mailbox in SMTP_URL.</w:t>
             </w:r>
           </w:p>
         </w:tc>
@@ -12691,7 +13009,7 @@
                 <w:rFonts w:eastAsia="Nunito" w:cs="Nunito"/>
                 <w:sz w:val="17"/>
               </w:rPr>
-              <w:t>RPO</w:t>
+              <w:t>p50 / p95 / p99</w:t>
             </w:r>
           </w:p>
         </w:tc>
@@ -12716,7 +13034,7 @@
                 <w:rFonts w:eastAsia="Nunito" w:cs="Nunito"/>
                 <w:sz w:val="17"/>
               </w:rPr>
-              <w:t>Recovery point objective: the maximum acceptable data loss, measured in time.</w:t>
+              <w:t>Latency percentiles: the time within which 50 %, 95 % or 99 % of requests completed.</w:t>
             </w:r>
           </w:p>
         </w:tc>
@@ -12745,7 +13063,7 @@
                 <w:rFonts w:eastAsia="Nunito" w:cs="Nunito"/>
                 <w:sz w:val="17"/>
               </w:rPr>
-              <w:t>RTO</w:t>
+              <w:t>PITR</w:t>
             </w:r>
           </w:p>
         </w:tc>
@@ -12769,7 +13087,7 @@
                 <w:rFonts w:eastAsia="Nunito" w:cs="Nunito"/>
                 <w:sz w:val="17"/>
               </w:rPr>
-              <w:t>Recovery time objective: the maximum acceptable time to restore service.</w:t>
+              <w:t>Point-in-time recovery: restoring a database to any second inside the backup retention window.</w:t>
             </w:r>
           </w:p>
         </w:tc>
@@ -12799,7 +13117,7 @@
                 <w:rFonts w:eastAsia="Nunito" w:cs="Nunito"/>
                 <w:sz w:val="17"/>
               </w:rPr>
-              <w:t>Seed</w:t>
+              <w:t>RDS</w:t>
             </w:r>
           </w:p>
         </w:tc>
@@ -12824,7 +13142,7 @@
                 <w:rFonts w:eastAsia="Nunito" w:cs="Nunito"/>
                 <w:sz w:val="17"/>
               </w:rPr>
-              <w:t>Idempotent data load run on every API start: reference data always, sample data only when SEED_SAMPLE_DATA is on.</w:t>
+              <w:t>Amazon Relational Database Service, the managed PostgreSQL target.</w:t>
             </w:r>
           </w:p>
         </w:tc>
@@ -12853,7 +13171,7 @@
                 <w:rFonts w:eastAsia="Nunito" w:cs="Nunito"/>
                 <w:sz w:val="17"/>
               </w:rPr>
-              <w:t>SMTP</w:t>
+              <w:t>Receivable / bill</w:t>
             </w:r>
           </w:p>
         </w:tc>
@@ -12877,7 +13195,7 @@
                 <w:rFonts w:eastAsia="Nunito" w:cs="Nunito"/>
                 <w:sz w:val="17"/>
               </w:rPr>
-              <w:t>Simple Mail Transfer Protocol; the API sends e-mail through the server in SMTP_URL.</w:t>
+              <w:t>Premium bill (INV-) raised when a policy, endorsement or renewal is issued.</w:t>
             </w:r>
           </w:p>
         </w:tc>
@@ -12907,7 +13225,7 @@
                 <w:rFonts w:eastAsia="Nunito" w:cs="Nunito"/>
                 <w:sz w:val="17"/>
               </w:rPr>
-              <w:t>SNS</w:t>
+              <w:t>Remittance</w:t>
             </w:r>
           </w:p>
         </w:tc>
@@ -12932,7 +13250,7 @@
                 <w:rFonts w:eastAsia="Nunito" w:cs="Nunito"/>
                 <w:sz w:val="17"/>
               </w:rPr>
-              <w:t>Amazon Simple Notification Service: delivers alarm notifications.</w:t>
+              <w:t>Payment of collected premium, net of commission, from the broker to the insurer.</w:t>
             </w:r>
           </w:p>
         </w:tc>
@@ -12961,7 +13279,7 @@
                 <w:rFonts w:eastAsia="Nunito" w:cs="Nunito"/>
                 <w:sz w:val="17"/>
               </w:rPr>
-              <w:t>SPA</w:t>
+              <w:t>RPO</w:t>
             </w:r>
           </w:p>
         </w:tc>
@@ -12985,7 +13303,7 @@
                 <w:rFonts w:eastAsia="Nunito" w:cs="Nunito"/>
                 <w:sz w:val="17"/>
               </w:rPr>
-              <w:t>Single-page application: the React front end served as static files.</w:t>
+              <w:t>Recovery point objective: the maximum acceptable data loss, measured in time.</w:t>
             </w:r>
           </w:p>
         </w:tc>
@@ -13015,7 +13333,7 @@
                 <w:rFonts w:eastAsia="Nunito" w:cs="Nunito"/>
                 <w:sz w:val="17"/>
               </w:rPr>
-              <w:t>UAT</w:t>
+              <w:t>RTO</w:t>
             </w:r>
           </w:p>
         </w:tc>
@@ -13040,7 +13358,7 @@
                 <w:rFonts w:eastAsia="Nunito" w:cs="Nunito"/>
                 <w:sz w:val="17"/>
               </w:rPr>
-              <w:t>User acceptance testing environment.</w:t>
+              <w:t>Recovery time objective: the maximum acceptable time to restore service.</w:t>
             </w:r>
           </w:p>
         </w:tc>
@@ -13069,6 +13387,276 @@
                 <w:rFonts w:eastAsia="Nunito" w:cs="Nunito"/>
                 <w:sz w:val="17"/>
               </w:rPr>
+              <w:t>Seed</w:t>
+            </w:r>
+          </w:p>
+        </w:tc>
+        <w:tc>
+          <w:tcPr>
+            <w:tcW w:w="7324" w:type="dxa"/>
+            <w:tcBorders>
+              <w:top w:val="single" w:sz="4" w:space="0" w:color="C9D6E3"/>
+              <w:left w:val="single" w:sz="4" w:space="0" w:color="C9D6E3"/>
+              <w:bottom w:val="single" w:sz="4" w:space="0" w:color="C9D6E3"/>
+              <w:right w:val="single" w:sz="4" w:space="0" w:color="C9D6E3"/>
+            </w:tcBorders>
+          </w:tcPr>
+          <w:p>
+            <w:pPr>
+              <w:pStyle w:val="TableText"/>
+              <w:rPr/>
+            </w:pPr>
+            <w:r>
+              <w:rPr>
+                <w:rFonts w:eastAsia="Nunito" w:cs="Nunito"/>
+                <w:sz w:val="17"/>
+              </w:rPr>
+              <w:t>Idempotent data load run on every API start: reference data always, sample data only when SEED_SAMPLE_DATA is on.</w:t>
+            </w:r>
+          </w:p>
+        </w:tc>
+      </w:tr>
+      <w:tr>
+        <w:trPr>
+          <w:cantSplit w:val="true"/>
+        </w:trPr>
+        <w:tc>
+          <w:tcPr>
+            <w:tcW w:w="2312" w:type="dxa"/>
+            <w:tcBorders>
+              <w:top w:val="single" w:sz="4" w:space="0" w:color="C9D6E3"/>
+              <w:left w:val="single" w:sz="4" w:space="0" w:color="C9D6E3"/>
+              <w:bottom w:val="single" w:sz="4" w:space="0" w:color="C9D6E3"/>
+              <w:right w:val="single" w:sz="4" w:space="0" w:color="C9D6E3"/>
+            </w:tcBorders>
+            <w:shd w:color="auto" w:fill="F3F9FE" w:val="clear"/>
+          </w:tcPr>
+          <w:p>
+            <w:pPr>
+              <w:pStyle w:val="TableText"/>
+              <w:rPr/>
+            </w:pPr>
+            <w:r>
+              <w:rPr>
+                <w:rFonts w:eastAsia="Nunito" w:cs="Nunito"/>
+                <w:sz w:val="17"/>
+              </w:rPr>
+              <w:t>SMTP</w:t>
+            </w:r>
+          </w:p>
+        </w:tc>
+        <w:tc>
+          <w:tcPr>
+            <w:tcW w:w="7324" w:type="dxa"/>
+            <w:tcBorders>
+              <w:top w:val="single" w:sz="4" w:space="0" w:color="C9D6E3"/>
+              <w:left w:val="single" w:sz="4" w:space="0" w:color="C9D6E3"/>
+              <w:bottom w:val="single" w:sz="4" w:space="0" w:color="C9D6E3"/>
+              <w:right w:val="single" w:sz="4" w:space="0" w:color="C9D6E3"/>
+            </w:tcBorders>
+            <w:shd w:color="auto" w:fill="F3F9FE" w:val="clear"/>
+          </w:tcPr>
+          <w:p>
+            <w:pPr>
+              <w:pStyle w:val="TableText"/>
+              <w:rPr/>
+            </w:pPr>
+            <w:r>
+              <w:rPr>
+                <w:rFonts w:eastAsia="Nunito" w:cs="Nunito"/>
+                <w:sz w:val="17"/>
+              </w:rPr>
+              <w:t>Simple Mail Transfer Protocol; the API sends e-mail through the server in SMTP_URL.</w:t>
+            </w:r>
+          </w:p>
+        </w:tc>
+      </w:tr>
+      <w:tr>
+        <w:trPr>
+          <w:cantSplit w:val="true"/>
+        </w:trPr>
+        <w:tc>
+          <w:tcPr>
+            <w:tcW w:w="2312" w:type="dxa"/>
+            <w:tcBorders>
+              <w:top w:val="single" w:sz="4" w:space="0" w:color="C9D6E3"/>
+              <w:left w:val="single" w:sz="4" w:space="0" w:color="C9D6E3"/>
+              <w:bottom w:val="single" w:sz="4" w:space="0" w:color="C9D6E3"/>
+              <w:right w:val="single" w:sz="4" w:space="0" w:color="C9D6E3"/>
+            </w:tcBorders>
+          </w:tcPr>
+          <w:p>
+            <w:pPr>
+              <w:pStyle w:val="TableText"/>
+              <w:rPr/>
+            </w:pPr>
+            <w:r>
+              <w:rPr>
+                <w:rFonts w:eastAsia="Nunito" w:cs="Nunito"/>
+                <w:sz w:val="17"/>
+              </w:rPr>
+              <w:t>SNS</w:t>
+            </w:r>
+          </w:p>
+        </w:tc>
+        <w:tc>
+          <w:tcPr>
+            <w:tcW w:w="7324" w:type="dxa"/>
+            <w:tcBorders>
+              <w:top w:val="single" w:sz="4" w:space="0" w:color="C9D6E3"/>
+              <w:left w:val="single" w:sz="4" w:space="0" w:color="C9D6E3"/>
+              <w:bottom w:val="single" w:sz="4" w:space="0" w:color="C9D6E3"/>
+              <w:right w:val="single" w:sz="4" w:space="0" w:color="C9D6E3"/>
+            </w:tcBorders>
+          </w:tcPr>
+          <w:p>
+            <w:pPr>
+              <w:pStyle w:val="TableText"/>
+              <w:rPr/>
+            </w:pPr>
+            <w:r>
+              <w:rPr>
+                <w:rFonts w:eastAsia="Nunito" w:cs="Nunito"/>
+                <w:sz w:val="17"/>
+              </w:rPr>
+              <w:t>Amazon Simple Notification Service: delivers alarm notifications.</w:t>
+            </w:r>
+          </w:p>
+        </w:tc>
+      </w:tr>
+      <w:tr>
+        <w:trPr>
+          <w:cantSplit w:val="true"/>
+        </w:trPr>
+        <w:tc>
+          <w:tcPr>
+            <w:tcW w:w="2312" w:type="dxa"/>
+            <w:tcBorders>
+              <w:top w:val="single" w:sz="4" w:space="0" w:color="C9D6E3"/>
+              <w:left w:val="single" w:sz="4" w:space="0" w:color="C9D6E3"/>
+              <w:bottom w:val="single" w:sz="4" w:space="0" w:color="C9D6E3"/>
+              <w:right w:val="single" w:sz="4" w:space="0" w:color="C9D6E3"/>
+            </w:tcBorders>
+            <w:shd w:color="auto" w:fill="F3F9FE" w:val="clear"/>
+          </w:tcPr>
+          <w:p>
+            <w:pPr>
+              <w:pStyle w:val="TableText"/>
+              <w:rPr/>
+            </w:pPr>
+            <w:r>
+              <w:rPr>
+                <w:rFonts w:eastAsia="Nunito" w:cs="Nunito"/>
+                <w:sz w:val="17"/>
+              </w:rPr>
+              <w:t>SPA</w:t>
+            </w:r>
+          </w:p>
+        </w:tc>
+        <w:tc>
+          <w:tcPr>
+            <w:tcW w:w="7324" w:type="dxa"/>
+            <w:tcBorders>
+              <w:top w:val="single" w:sz="4" w:space="0" w:color="C9D6E3"/>
+              <w:left w:val="single" w:sz="4" w:space="0" w:color="C9D6E3"/>
+              <w:bottom w:val="single" w:sz="4" w:space="0" w:color="C9D6E3"/>
+              <w:right w:val="single" w:sz="4" w:space="0" w:color="C9D6E3"/>
+            </w:tcBorders>
+            <w:shd w:color="auto" w:fill="F3F9FE" w:val="clear"/>
+          </w:tcPr>
+          <w:p>
+            <w:pPr>
+              <w:pStyle w:val="TableText"/>
+              <w:rPr/>
+            </w:pPr>
+            <w:r>
+              <w:rPr>
+                <w:rFonts w:eastAsia="Nunito" w:cs="Nunito"/>
+                <w:sz w:val="17"/>
+              </w:rPr>
+              <w:t>Single-page application: the React front end served as static files.</w:t>
+            </w:r>
+          </w:p>
+        </w:tc>
+      </w:tr>
+      <w:tr>
+        <w:trPr>
+          <w:cantSplit w:val="true"/>
+        </w:trPr>
+        <w:tc>
+          <w:tcPr>
+            <w:tcW w:w="2312" w:type="dxa"/>
+            <w:tcBorders>
+              <w:top w:val="single" w:sz="4" w:space="0" w:color="C9D6E3"/>
+              <w:left w:val="single" w:sz="4" w:space="0" w:color="C9D6E3"/>
+              <w:bottom w:val="single" w:sz="4" w:space="0" w:color="C9D6E3"/>
+              <w:right w:val="single" w:sz="4" w:space="0" w:color="C9D6E3"/>
+            </w:tcBorders>
+          </w:tcPr>
+          <w:p>
+            <w:pPr>
+              <w:pStyle w:val="TableText"/>
+              <w:rPr/>
+            </w:pPr>
+            <w:r>
+              <w:rPr>
+                <w:rFonts w:eastAsia="Nunito" w:cs="Nunito"/>
+                <w:sz w:val="17"/>
+              </w:rPr>
+              <w:t>UAT</w:t>
+            </w:r>
+          </w:p>
+        </w:tc>
+        <w:tc>
+          <w:tcPr>
+            <w:tcW w:w="7324" w:type="dxa"/>
+            <w:tcBorders>
+              <w:top w:val="single" w:sz="4" w:space="0" w:color="C9D6E3"/>
+              <w:left w:val="single" w:sz="4" w:space="0" w:color="C9D6E3"/>
+              <w:bottom w:val="single" w:sz="4" w:space="0" w:color="C9D6E3"/>
+              <w:right w:val="single" w:sz="4" w:space="0" w:color="C9D6E3"/>
+            </w:tcBorders>
+          </w:tcPr>
+          <w:p>
+            <w:pPr>
+              <w:pStyle w:val="TableText"/>
+              <w:rPr/>
+            </w:pPr>
+            <w:r>
+              <w:rPr>
+                <w:rFonts w:eastAsia="Nunito" w:cs="Nunito"/>
+                <w:sz w:val="17"/>
+              </w:rPr>
+              <w:t>User acceptance testing environment.</w:t>
+            </w:r>
+          </w:p>
+        </w:tc>
+      </w:tr>
+      <w:tr>
+        <w:trPr>
+          <w:cantSplit w:val="true"/>
+        </w:trPr>
+        <w:tc>
+          <w:tcPr>
+            <w:tcW w:w="2312" w:type="dxa"/>
+            <w:tcBorders>
+              <w:top w:val="single" w:sz="4" w:space="0" w:color="C9D6E3"/>
+              <w:left w:val="single" w:sz="4" w:space="0" w:color="C9D6E3"/>
+              <w:bottom w:val="single" w:sz="4" w:space="0" w:color="C9D6E3"/>
+              <w:right w:val="single" w:sz="4" w:space="0" w:color="C9D6E3"/>
+            </w:tcBorders>
+            <w:shd w:color="auto" w:fill="F3F9FE" w:val="clear"/>
+          </w:tcPr>
+          <w:p>
+            <w:pPr>
+              <w:pStyle w:val="TableText"/>
+              <w:rPr/>
+            </w:pPr>
+            <w:r>
+              <w:rPr>
+                <w:rFonts w:eastAsia="Nunito" w:cs="Nunito"/>
+                <w:sz w:val="17"/>
+              </w:rPr>
               <w:t>WAF</w:t>
             </w:r>
           </w:p>
@@ -13082,6 +13670,7 @@
               <w:bottom w:val="single" w:sz="4" w:space="0" w:color="C9D6E3"/>
               <w:right w:val="single" w:sz="4" w:space="0" w:color="C9D6E3"/>
             </w:tcBorders>
+            <w:shd w:color="auto" w:fill="F3F9FE" w:val="clear"/>
           </w:tcPr>
           <w:p>
             <w:pPr>
@@ -13207,7 +13796,7 @@
     </w:r>
     <w:r>
       <w:rPr/>
-      <w:t>15</w:t>
+      <w:t>16</w:t>
     </w:r>
     <w:r>
       <w:rPr/>
@@ -13298,7 +13887,7 @@
     </w:r>
     <w:r>
       <w:rPr/>
-      <w:t>15</w:t>
+      <w:t>16</w:t>
     </w:r>
     <w:r>
       <w:rPr/>
@@ -13353,7 +13942,7 @@
     </w:r>
     <w:r>
       <w:rPr/>
-      <w:t>15</w:t>
+      <w:t>16</w:t>
     </w:r>
     <w:r>
       <w:rPr/>
@@ -13381,7 +13970,7 @@
     </w:r>
     <w:r>
       <w:rPr/>
-      <w:t>15</w:t>
+      <w:t>16</w:t>
     </w:r>
     <w:r>
       <w:rPr/>
@@ -13433,7 +14022,7 @@
         <w:color w:val="0065B3"/>
         <w:sz w:val="16"/>
       </w:rPr>
-      <w:t>BrokerVerse  |  11 Monitoring</w:t>
+      <w:t>BrokerVerse OOTB  |  11 Monitoring</w:t>
     </w:r>
     <w:r>
       <w:rPr>
@@ -13442,7 +14031,7 @@
         <w:sz w:val="16"/>
       </w:rPr>
       <w:tab/>
-      <w:t>Solution Architecture  ·  Version 1.0</w:t>
+      <w:t>Solution Architecture  ·  Version 1.1</w:t>
     </w:r>
   </w:p>
 </w:hdr>
@@ -13484,7 +14073,7 @@
         <w:color w:val="0065B3"/>
         <w:sz w:val="16"/>
       </w:rPr>
-      <w:t>BrokerVerse  |  11 Monitoring</w:t>
+      <w:t>BrokerVerse OOTB  |  11 Monitoring</w:t>
     </w:r>
     <w:r>
       <w:rPr>
@@ -13493,7 +14082,7 @@
         <w:sz w:val="16"/>
       </w:rPr>
       <w:tab/>
-      <w:t>Solution Architecture  ·  Version 1.0</w:t>
+      <w:t>Solution Architecture  ·  Version 1.1</w:t>
     </w:r>
   </w:p>
 </w:hdr>
@@ -13527,7 +14116,7 @@
         <w:color w:val="0065B3"/>
         <w:sz w:val="16"/>
       </w:rPr>
-      <w:t>BrokerVerse  |  11 Monitoring</w:t>
+      <w:t>BrokerVerse OOTB  |  11 Monitoring</w:t>
     </w:r>
     <w:r>
       <w:rPr>
@@ -13536,7 +14125,7 @@
         <w:sz w:val="16"/>
       </w:rPr>
       <w:tab/>
-      <w:t>Solution Architecture  ·  Version 1.0</w:t>
+      <w:t>Solution Architecture  ·  Version 1.1</w:t>
     </w:r>
   </w:p>
 </w:hdr>

--- a/docs/architecture/11_BrokerVerse_Monitoring.docx
+++ b/docs/architecture/11_BrokerVerse_Monitoring.docx
@@ -357,7 +357,7 @@
                 <w:rFonts w:eastAsia="Nunito" w:cs="Nunito"/>
                 <w:sz w:val="19"/>
               </w:rPr>
-              <w:t>1.1</w:t>
+              <w:t>1.2</w:t>
             </w:r>
           </w:p>
         </w:tc>
@@ -419,7 +419,7 @@
                 <w:rFonts w:eastAsia="Nunito" w:cs="Nunito"/>
                 <w:sz w:val="19"/>
               </w:rPr>
-              <w:t>29 September 2026</w:t>
+              <w:t>04 October 2026</w:t>
             </w:r>
           </w:p>
         </w:tc>
@@ -795,7 +795,7 @@
                 <w:rFonts w:eastAsia="Nunito" w:cs="Nunito"/>
                 <w:sz w:val="19"/>
               </w:rPr>
-              <w:t>1.1</w:t>
+              <w:t>1.2</w:t>
             </w:r>
           </w:p>
         </w:tc>
@@ -919,7 +919,7 @@
                 <w:rFonts w:eastAsia="Nunito" w:cs="Nunito"/>
                 <w:sz w:val="19"/>
               </w:rPr>
-              <w:t>29 September 2026</w:t>
+              <w:t>04 October 2026</w:t>
             </w:r>
           </w:p>
         </w:tc>
@@ -1405,6 +1405,107 @@
                 <w:sz w:val="18"/>
               </w:rPr>
               <w:t>Updated to the current system: placement journey, co-insurance, posting rules, period end and BIR tax, bank reconciliation, document numbering, commission rate matrix, single PDF engine, uploads and go-live imports, housekeeping, business time zone, broker roles, deployment on the BrokerVerse URL</w:t>
+            </w:r>
+          </w:p>
+        </w:tc>
+      </w:tr>
+      <w:tr>
+        <w:trPr>
+          <w:cantSplit w:val="true"/>
+        </w:trPr>
+        <w:tc>
+          <w:tcPr>
+            <w:tcW w:w="1156" w:type="dxa"/>
+            <w:tcBorders>
+              <w:top w:val="single" w:sz="4" w:space="0" w:color="C9D6E3"/>
+              <w:left w:val="single" w:sz="4" w:space="0" w:color="C9D6E3"/>
+              <w:bottom w:val="single" w:sz="4" w:space="0" w:color="C9D6E3"/>
+              <w:right w:val="single" w:sz="4" w:space="0" w:color="C9D6E3"/>
+            </w:tcBorders>
+          </w:tcPr>
+          <w:p>
+            <w:pPr>
+              <w:pStyle w:val="TableText"/>
+              <w:rPr/>
+            </w:pPr>
+            <w:r>
+              <w:rPr>
+                <w:rFonts w:eastAsia="Nunito" w:cs="Nunito"/>
+                <w:sz w:val="18"/>
+              </w:rPr>
+              <w:t>1.2</w:t>
+            </w:r>
+          </w:p>
+        </w:tc>
+        <w:tc>
+          <w:tcPr>
+            <w:tcW w:w="1734" w:type="dxa"/>
+            <w:tcBorders>
+              <w:top w:val="single" w:sz="4" w:space="0" w:color="C9D6E3"/>
+              <w:left w:val="single" w:sz="4" w:space="0" w:color="C9D6E3"/>
+              <w:bottom w:val="single" w:sz="4" w:space="0" w:color="C9D6E3"/>
+              <w:right w:val="single" w:sz="4" w:space="0" w:color="C9D6E3"/>
+            </w:tcBorders>
+          </w:tcPr>
+          <w:p>
+            <w:pPr>
+              <w:pStyle w:val="TableText"/>
+              <w:rPr/>
+            </w:pPr>
+            <w:r>
+              <w:rPr>
+                <w:rFonts w:eastAsia="Nunito" w:cs="Nunito"/>
+                <w:sz w:val="18"/>
+              </w:rPr>
+              <w:t>04 October 2026</w:t>
+            </w:r>
+          </w:p>
+        </w:tc>
+        <w:tc>
+          <w:tcPr>
+            <w:tcW w:w="1927" w:type="dxa"/>
+            <w:tcBorders>
+              <w:top w:val="single" w:sz="4" w:space="0" w:color="C9D6E3"/>
+              <w:left w:val="single" w:sz="4" w:space="0" w:color="C9D6E3"/>
+              <w:bottom w:val="single" w:sz="4" w:space="0" w:color="C9D6E3"/>
+              <w:right w:val="single" w:sz="4" w:space="0" w:color="C9D6E3"/>
+            </w:tcBorders>
+          </w:tcPr>
+          <w:p>
+            <w:pPr>
+              <w:pStyle w:val="TableText"/>
+              <w:rPr/>
+            </w:pPr>
+            <w:r>
+              <w:rPr>
+                <w:rFonts w:eastAsia="Nunito" w:cs="Nunito"/>
+                <w:sz w:val="18"/>
+              </w:rPr>
+              <w:t>iorta TechNXT</w:t>
+            </w:r>
+          </w:p>
+        </w:tc>
+        <w:tc>
+          <w:tcPr>
+            <w:tcW w:w="4819" w:type="dxa"/>
+            <w:tcBorders>
+              <w:top w:val="single" w:sz="4" w:space="0" w:color="C9D6E3"/>
+              <w:left w:val="single" w:sz="4" w:space="0" w:color="C9D6E3"/>
+              <w:bottom w:val="single" w:sz="4" w:space="0" w:color="C9D6E3"/>
+              <w:right w:val="single" w:sz="4" w:space="0" w:color="C9D6E3"/>
+            </w:tcBorders>
+          </w:tcPr>
+          <w:p>
+            <w:pPr>
+              <w:pStyle w:val="TableText"/>
+              <w:rPr/>
+            </w:pPr>
+            <w:r>
+              <w:rPr>
+                <w:rFonts w:eastAsia="Nunito" w:cs="Nunito"/>
+                <w:sz w:val="18"/>
+              </w:rPr>
+              <w:t>New modules (AML/CFT, BIR, payables and fixed assets, distribution, fleet and marine, My Work, go-live workbench), integration framework, encryption and masking of personal data, branding and e-signatures, release pipeline; database at migration 0322 (reference data), new ER diagrams</w:t>
             </w:r>
           </w:p>
         </w:tc>
@@ -2110,7 +2211,7 @@
             </w:rPr>
             <w:fldChar w:fldCharType="separate"/>
           </w:r>
-          <w:hyperlink w:anchor="__RefHeading___Toc6970_1331205466">
+          <w:hyperlink w:anchor="__RefHeading___Toc27972_1872304043">
             <w:r>
               <w:rPr>
                 <w:webHidden/>
@@ -2118,7 +2219,7 @@
               </w:rPr>
               <w:t>1 Introduction</w:t>
               <w:tab/>
-              <w:t>4</w:t>
+              <w:t>5</w:t>
             </w:r>
           </w:hyperlink>
         </w:p>
@@ -2131,7 +2232,7 @@
             </w:tabs>
             <w:rPr/>
           </w:pPr>
-          <w:hyperlink w:anchor="__RefHeading___Toc6972_1331205466">
+          <w:hyperlink w:anchor="__RefHeading___Toc27974_1872304043">
             <w:r>
               <w:rPr>
                 <w:webHidden/>
@@ -2139,7 +2240,7 @@
               </w:rPr>
               <w:t>1.1 Purpose and scope</w:t>
               <w:tab/>
-              <w:t>4</w:t>
+              <w:t>5</w:t>
             </w:r>
           </w:hyperlink>
         </w:p>
@@ -2152,7 +2253,7 @@
             </w:tabs>
             <w:rPr/>
           </w:pPr>
-          <w:hyperlink w:anchor="__RefHeading___Toc6974_1331205466">
+          <w:hyperlink w:anchor="__RefHeading___Toc27976_1872304043">
             <w:r>
               <w:rPr>
                 <w:webHidden/>
@@ -2160,7 +2261,7 @@
               </w:rPr>
               <w:t>2 Telemetry produced by the application</w:t>
               <w:tab/>
-              <w:t>6</w:t>
+              <w:t>7</w:t>
             </w:r>
           </w:hyperlink>
         </w:p>
@@ -2173,7 +2274,7 @@
             </w:tabs>
             <w:rPr/>
           </w:pPr>
-          <w:hyperlink w:anchor="__RefHeading___Toc6976_1331205466">
+          <w:hyperlink w:anchor="__RefHeading___Toc27978_1872304043">
             <w:r>
               <w:rPr>
                 <w:webHidden/>
@@ -2181,7 +2282,7 @@
               </w:rPr>
               <w:t>2.1 Logs</w:t>
               <w:tab/>
-              <w:t>6</w:t>
+              <w:t>7</w:t>
             </w:r>
           </w:hyperlink>
         </w:p>
@@ -2194,7 +2295,7 @@
             </w:tabs>
             <w:rPr/>
           </w:pPr>
-          <w:hyperlink w:anchor="__RefHeading___Toc6978_1331205466">
+          <w:hyperlink w:anchor="__RefHeading___Toc27980_1872304043">
             <w:r>
               <w:rPr>
                 <w:webHidden/>
@@ -2202,7 +2303,7 @@
               </w:rPr>
               <w:t>2.2 Health and version endpoints</w:t>
               <w:tab/>
-              <w:t>6</w:t>
+              <w:t>7</w:t>
             </w:r>
           </w:hyperlink>
         </w:p>
@@ -2215,7 +2316,7 @@
             </w:tabs>
             <w:rPr/>
           </w:pPr>
-          <w:hyperlink w:anchor="__RefHeading___Toc6980_1331205466">
+          <w:hyperlink w:anchor="__RefHeading___Toc27982_1872304043">
             <w:r>
               <w:rPr>
                 <w:webHidden/>
@@ -2223,7 +2324,7 @@
               </w:rPr>
               <w:t>2.3 Operational data in the database</w:t>
               <w:tab/>
-              <w:t>6</w:t>
+              <w:t>7</w:t>
             </w:r>
           </w:hyperlink>
         </w:p>
@@ -2236,7 +2337,7 @@
             </w:tabs>
             <w:rPr/>
           </w:pPr>
-          <w:hyperlink w:anchor="__RefHeading___Toc6982_1331205466">
+          <w:hyperlink w:anchor="__RefHeading___Toc27984_1872304043">
             <w:r>
               <w:rPr>
                 <w:webHidden/>
@@ -2244,7 +2345,7 @@
               </w:rPr>
               <w:t>3 Metrics to collect</w:t>
               <w:tab/>
-              <w:t>7</w:t>
+              <w:t>9</w:t>
             </w:r>
           </w:hyperlink>
         </w:p>
@@ -2257,7 +2358,7 @@
             </w:tabs>
             <w:rPr/>
           </w:pPr>
-          <w:hyperlink w:anchor="__RefHeading___Toc6984_1331205466">
+          <w:hyperlink w:anchor="__RefHeading___Toc27986_1872304043">
             <w:r>
               <w:rPr>
                 <w:webHidden/>
@@ -2265,7 +2366,7 @@
               </w:rPr>
               <w:t>3.1 Application metrics exporter</w:t>
               <w:tab/>
-              <w:t>7</w:t>
+              <w:t>9</w:t>
             </w:r>
           </w:hyperlink>
         </w:p>
@@ -2278,7 +2379,7 @@
             </w:tabs>
             <w:rPr/>
           </w:pPr>
-          <w:hyperlink w:anchor="__RefHeading___Toc6986_1331205466">
+          <w:hyperlink w:anchor="__RefHeading___Toc27988_1872304043">
             <w:r>
               <w:rPr>
                 <w:webHidden/>
@@ -2286,7 +2387,7 @@
               </w:rPr>
               <w:t>4 Dashboards and alarms</w:t>
               <w:tab/>
-              <w:t>9</w:t>
+              <w:t>11</w:t>
             </w:r>
           </w:hyperlink>
         </w:p>
@@ -2299,7 +2400,7 @@
             </w:tabs>
             <w:rPr/>
           </w:pPr>
-          <w:hyperlink w:anchor="__RefHeading___Toc6988_1331205466">
+          <w:hyperlink w:anchor="__RefHeading___Toc27990_1872304043">
             <w:r>
               <w:rPr>
                 <w:webHidden/>
@@ -2307,7 +2408,7 @@
               </w:rPr>
               <w:t>4.1 Dashboard "BrokerVerse production"</w:t>
               <w:tab/>
-              <w:t>9</w:t>
+              <w:t>11</w:t>
             </w:r>
           </w:hyperlink>
         </w:p>
@@ -2320,7 +2421,7 @@
             </w:tabs>
             <w:rPr/>
           </w:pPr>
-          <w:hyperlink w:anchor="__RefHeading___Toc6990_1331205466">
+          <w:hyperlink w:anchor="__RefHeading___Toc27992_1872304043">
             <w:r>
               <w:rPr>
                 <w:webHidden/>
@@ -2328,7 +2429,7 @@
               </w:rPr>
               <w:t>4.2 Alarms</w:t>
               <w:tab/>
-              <w:t>9</w:t>
+              <w:t>11</w:t>
             </w:r>
           </w:hyperlink>
         </w:p>
@@ -2341,7 +2442,7 @@
             </w:tabs>
             <w:rPr/>
           </w:pPr>
-          <w:hyperlink w:anchor="__RefHeading___Toc6992_1331205466">
+          <w:hyperlink w:anchor="__RefHeading___Toc27994_1872304043">
             <w:r>
               <w:rPr>
                 <w:webHidden/>
@@ -2349,7 +2450,7 @@
               </w:rPr>
               <w:t>5 Audit trail review</w:t>
               <w:tab/>
-              <w:t>11</w:t>
+              <w:t>13</w:t>
             </w:r>
           </w:hyperlink>
         </w:p>
@@ -2362,7 +2463,7 @@
             </w:tabs>
             <w:rPr/>
           </w:pPr>
-          <w:hyperlink w:anchor="__RefHeading___Toc6994_1331205466">
+          <w:hyperlink w:anchor="__RefHeading___Toc27996_1872304043">
             <w:r>
               <w:rPr>
                 <w:webHidden/>
@@ -2370,7 +2471,7 @@
               </w:rPr>
               <w:t>6 Synthetic checks</w:t>
               <w:tab/>
-              <w:t>12</w:t>
+              <w:t>14</w:t>
             </w:r>
           </w:hyperlink>
         </w:p>
@@ -2383,7 +2484,7 @@
             </w:tabs>
             <w:rPr/>
           </w:pPr>
-          <w:hyperlink w:anchor="__RefHeading___Toc6996_1331205466">
+          <w:hyperlink w:anchor="__RefHeading___Toc27998_1872304043">
             <w:r>
               <w:rPr>
                 <w:webHidden/>
@@ -2391,7 +2492,7 @@
               </w:rPr>
               <w:t>7 On-call runbook</w:t>
               <w:tab/>
-              <w:t>13</w:t>
+              <w:t>15</w:t>
             </w:r>
           </w:hyperlink>
         </w:p>
@@ -2404,7 +2505,7 @@
             </w:tabs>
             <w:rPr/>
           </w:pPr>
-          <w:hyperlink w:anchor="__RefHeading___Toc6998_1331205466">
+          <w:hyperlink w:anchor="__RefHeading___Toc28000_1872304043">
             <w:r>
               <w:rPr>
                 <w:webHidden/>
@@ -2412,7 +2513,7 @@
               </w:rPr>
               <w:t>8 Related documents</w:t>
               <w:tab/>
-              <w:t>14</w:t>
+              <w:t>16</w:t>
             </w:r>
           </w:hyperlink>
         </w:p>
@@ -2425,7 +2526,7 @@
             </w:tabs>
             <w:rPr/>
           </w:pPr>
-          <w:hyperlink w:anchor="__RefHeading___Toc7000_1331205466">
+          <w:hyperlink w:anchor="__RefHeading___Toc28002_1872304043">
             <w:r>
               <w:rPr>
                 <w:webHidden/>
@@ -2433,7 +2534,7 @@
               </w:rPr>
               <w:t>9 Glossary</w:t>
               <w:tab/>
-              <w:t>15</w:t>
+              <w:t>17</w:t>
             </w:r>
           </w:hyperlink>
           <w:r>
@@ -2456,7 +2557,7 @@
       <w:r>
         <w:br w:type="page"/>
       </w:r>
-      <w:bookmarkStart w:id="0" w:name="__RefHeading___Toc6970_1331205466"/>
+      <w:bookmarkStart w:id="0" w:name="__RefHeading___Toc27972_1872304043"/>
       <w:bookmarkEnd w:id="0"/>
       <w:r>
         <w:rPr>
@@ -2470,7 +2571,7 @@
         <w:pStyle w:val="Heading2"/>
         <w:rPr/>
       </w:pPr>
-      <w:bookmarkStart w:id="1" w:name="__RefHeading___Toc6972_1331205466"/>
+      <w:bookmarkStart w:id="1" w:name="__RefHeading___Toc27974_1872304043"/>
       <w:bookmarkEnd w:id="1"/>
       <w:r>
         <w:rPr>
@@ -2596,7 +2697,7 @@
         <w:rPr/>
         <w:drawing>
           <wp:inline distT="0" distB="0" distL="0" distR="0">
-            <wp:extent cx="7952105" cy="4319905"/>
+            <wp:extent cx="8394065" cy="4319905"/>
             <wp:effectExtent l="0" t="0" r="0" b="0"/>
             <wp:docPr id="2" name="Picture 2" descr=""/>
             <wp:cNvGraphicFramePr>
@@ -2620,7 +2721,7 @@
                   <pic:spPr bwMode="auto">
                     <a:xfrm>
                       <a:off x="0" y="0"/>
-                      <a:ext cx="7952105" cy="4319905"/>
+                      <a:ext cx="8394065" cy="4319905"/>
                     </a:xfrm>
                     <a:prstGeom prst="rect">
                       <a:avLst/>
@@ -2681,7 +2782,7 @@
         </w:pBdr>
         <w:rPr/>
       </w:pPr>
-      <w:bookmarkStart w:id="2" w:name="__RefHeading___Toc6974_1331205466"/>
+      <w:bookmarkStart w:id="2" w:name="__RefHeading___Toc27976_1872304043"/>
       <w:bookmarkEnd w:id="2"/>
       <w:r>
         <w:rPr>
@@ -2695,7 +2796,7 @@
         <w:pStyle w:val="Heading2"/>
         <w:rPr/>
       </w:pPr>
-      <w:bookmarkStart w:id="3" w:name="__RefHeading___Toc6976_1331205466"/>
+      <w:bookmarkStart w:id="3" w:name="__RefHeading___Toc27978_1872304043"/>
       <w:bookmarkEnd w:id="3"/>
       <w:r>
         <w:rPr>
@@ -3793,7 +3894,7 @@
         <w:pStyle w:val="Heading2"/>
         <w:rPr/>
       </w:pPr>
-      <w:bookmarkStart w:id="4" w:name="__RefHeading___Toc6978_1331205466"/>
+      <w:bookmarkStart w:id="4" w:name="__RefHeading___Toc27980_1872304043"/>
       <w:bookmarkEnd w:id="4"/>
       <w:r>
         <w:rPr>
@@ -3883,7 +3984,7 @@
         <w:pStyle w:val="Heading2"/>
         <w:rPr/>
       </w:pPr>
-      <w:bookmarkStart w:id="5" w:name="__RefHeading___Toc6980_1331205466"/>
+      <w:bookmarkStart w:id="5" w:name="__RefHeading___Toc27982_1872304043"/>
       <w:bookmarkEnd w:id="5"/>
       <w:r>
         <w:rPr>
@@ -4182,31 +4283,14 @@
                 <w:color w:val="0B3D7A"/>
                 <w:sz w:val="15"/>
               </w:rPr>
-              <w:t>login_history</w:t>
-            </w:r>
-          </w:p>
-        </w:tc>
-        <w:tc>
-          <w:tcPr>
-            <w:tcW w:w="7324" w:type="dxa"/>
-            <w:tcBorders>
-              <w:top w:val="single" w:sz="4" w:space="0" w:color="C9D6E3"/>
-              <w:left w:val="single" w:sz="4" w:space="0" w:color="C9D6E3"/>
-              <w:bottom w:val="single" w:sz="4" w:space="0" w:color="C9D6E3"/>
-              <w:right w:val="single" w:sz="4" w:space="0" w:color="C9D6E3"/>
-            </w:tcBorders>
-          </w:tcPr>
-          <w:p>
-            <w:pPr>
-              <w:pStyle w:val="TableText"/>
-              <w:rPr/>
-            </w:pPr>
-            <w:r>
-              <w:rPr>
-                <w:rFonts w:eastAsia="Nunito" w:cs="Nunito"/>
-                <w:sz w:val="17"/>
-              </w:rPr>
-              <w:t>Every sign-in attempt with success flag and reason (</w:t>
+              <w:t>integration_outbox</w:t>
+            </w:r>
+            <w:r>
+              <w:rPr>
+                <w:rFonts w:eastAsia="Nunito" w:cs="Nunito"/>
+                <w:sz w:val="17"/>
+              </w:rPr>
+              <w:t xml:space="preserve">, </w:t>
             </w:r>
             <w:r>
               <w:rPr>
@@ -4214,7 +4298,7 @@
                 <w:color w:val="0B3D7A"/>
                 <w:sz w:val="15"/>
               </w:rPr>
-              <w:t>bad-password</w:t>
+              <w:t>integration_attempts</w:t>
             </w:r>
             <w:r>
               <w:rPr>
@@ -4229,74 +4313,31 @@
                 <w:color w:val="0B3D7A"/>
                 <w:sz w:val="15"/>
               </w:rPr>
-              <w:t>locked</w:t>
-            </w:r>
-            <w:r>
-              <w:rPr>
-                <w:rFonts w:eastAsia="Nunito" w:cs="Nunito"/>
-                <w:sz w:val="17"/>
-              </w:rPr>
-              <w:t xml:space="preserve">, </w:t>
-            </w:r>
-            <w:r>
-              <w:rPr>
-                <w:rFonts w:eastAsia="Liberation Mono" w:cs="Liberation Mono" w:ascii="Liberation Mono" w:hAnsi="Liberation Mono"/>
-                <w:color w:val="0B3D7A"/>
-                <w:sz w:val="15"/>
-              </w:rPr>
-              <w:t>unknown-user</w:t>
-            </w:r>
-            <w:r>
-              <w:rPr>
-                <w:rFonts w:eastAsia="Nunito" w:cs="Nunito"/>
-                <w:sz w:val="17"/>
-              </w:rPr>
-              <w:t xml:space="preserve">, </w:t>
-            </w:r>
-            <w:r>
-              <w:rPr>
-                <w:rFonts w:eastAsia="Liberation Mono" w:cs="Liberation Mono" w:ascii="Liberation Mono" w:hAnsi="Liberation Mono"/>
-                <w:color w:val="0B3D7A"/>
-                <w:sz w:val="15"/>
-              </w:rPr>
-              <w:t>inactive</w:t>
-            </w:r>
-            <w:r>
-              <w:rPr>
-                <w:rFonts w:eastAsia="Nunito" w:cs="Nunito"/>
-                <w:sz w:val="17"/>
-              </w:rPr>
-              <w:t xml:space="preserve">, </w:t>
-            </w:r>
-            <w:r>
-              <w:rPr>
-                <w:rFonts w:eastAsia="Liberation Mono" w:cs="Liberation Mono" w:ascii="Liberation Mono" w:hAnsi="Liberation Mono"/>
-                <w:color w:val="0B3D7A"/>
-                <w:sz w:val="15"/>
-              </w:rPr>
-              <w:t>2fa-required</w:t>
-            </w:r>
-            <w:r>
-              <w:rPr>
-                <w:rFonts w:eastAsia="Nunito" w:cs="Nunito"/>
-                <w:sz w:val="17"/>
-              </w:rPr>
-              <w:t xml:space="preserve">, </w:t>
-            </w:r>
-            <w:r>
-              <w:rPr>
-                <w:rFonts w:eastAsia="Liberation Mono" w:cs="Liberation Mono" w:ascii="Liberation Mono" w:hAnsi="Liberation Mono"/>
-                <w:color w:val="0B3D7A"/>
-                <w:sz w:val="15"/>
-              </w:rPr>
-              <w:t>refresh-token-reuse</w:t>
-            </w:r>
-            <w:r>
-              <w:rPr>
-                <w:rFonts w:eastAsia="Nunito" w:cs="Nunito"/>
-                <w:sz w:val="17"/>
-              </w:rPr>
-              <w:t xml:space="preserve"> ...), IP and user agent.</w:t>
+              <w:t>integration_inbox</w:t>
+            </w:r>
+          </w:p>
+        </w:tc>
+        <w:tc>
+          <w:tcPr>
+            <w:tcW w:w="7324" w:type="dxa"/>
+            <w:tcBorders>
+              <w:top w:val="single" w:sz="4" w:space="0" w:color="C9D6E3"/>
+              <w:left w:val="single" w:sz="4" w:space="0" w:color="C9D6E3"/>
+              <w:bottom w:val="single" w:sz="4" w:space="0" w:color="C9D6E3"/>
+              <w:right w:val="single" w:sz="4" w:space="0" w:color="C9D6E3"/>
+            </w:tcBorders>
+          </w:tcPr>
+          <w:p>
+            <w:pPr>
+              <w:pStyle w:val="TableText"/>
+              <w:rPr/>
+            </w:pPr>
+            <w:r>
+              <w:rPr>
+                <w:rFonts w:eastAsia="Nunito" w:cs="Nunito"/>
+                <w:sz w:val="17"/>
+              </w:rPr>
+              <w:t>Messages to and from third parties with status, attempts, last error and duration; the Integrations monitor (Master &gt; System Configuration &gt; Integrations) shows them.</w:t>
             </w:r>
           </w:p>
         </w:tc>
@@ -4327,7 +4368,7 @@
                 <w:color w:val="0B3D7A"/>
                 <w:sz w:val="15"/>
               </w:rPr>
-              <w:t>users</w:t>
+              <w:t>eis_submissions</w:t>
             </w:r>
           </w:p>
         </w:tc>
@@ -4349,78 +4390,10 @@
             </w:pPr>
             <w:r>
               <w:rPr>
-                <w:rFonts w:eastAsia="Liberation Mono" w:cs="Liberation Mono" w:ascii="Liberation Mono" w:hAnsi="Liberation Mono"/>
-                <w:color w:val="0B3D7A"/>
-                <w:sz w:val="15"/>
-              </w:rPr>
-              <w:t>status = 'locked'</w:t>
-            </w:r>
-            <w:r>
-              <w:rPr>
-                <w:rFonts w:eastAsia="Nunito" w:cs="Nunito"/>
-                <w:sz w:val="17"/>
-              </w:rPr>
-              <w:t xml:space="preserve">, </w:t>
-            </w:r>
-            <w:r>
-              <w:rPr>
-                <w:rFonts w:eastAsia="Liberation Mono" w:cs="Liberation Mono" w:ascii="Liberation Mono" w:hAnsi="Liberation Mono"/>
-                <w:color w:val="0B3D7A"/>
-                <w:sz w:val="15"/>
-              </w:rPr>
-              <w:t>failed_logins</w:t>
-            </w:r>
-            <w:r>
-              <w:rPr>
-                <w:rFonts w:eastAsia="Nunito" w:cs="Nunito"/>
-                <w:sz w:val="17"/>
-              </w:rPr>
-              <w:t xml:space="preserve">, </w:t>
-            </w:r>
-            <w:r>
-              <w:rPr>
-                <w:rFonts w:eastAsia="Liberation Mono" w:cs="Liberation Mono" w:ascii="Liberation Mono" w:hAnsi="Liberation Mono"/>
-                <w:color w:val="0B3D7A"/>
-                <w:sz w:val="15"/>
-              </w:rPr>
-              <w:t>last_login_at</w:t>
-            </w:r>
-            <w:r>
-              <w:rPr>
-                <w:rFonts w:eastAsia="Nunito" w:cs="Nunito"/>
-                <w:sz w:val="17"/>
-              </w:rPr>
-              <w:t xml:space="preserve">, </w:t>
-            </w:r>
-            <w:r>
-              <w:rPr>
-                <w:rFonts w:eastAsia="Liberation Mono" w:cs="Liberation Mono" w:ascii="Liberation Mono" w:hAnsi="Liberation Mono"/>
-                <w:color w:val="0B3D7A"/>
-                <w:sz w:val="15"/>
-              </w:rPr>
-              <w:t>password_changed_at</w:t>
-            </w:r>
-            <w:r>
-              <w:rPr>
-                <w:rFonts w:eastAsia="Nunito" w:cs="Nunito"/>
-                <w:sz w:val="17"/>
-              </w:rPr>
-              <w:t xml:space="preserve">, </w:t>
-            </w:r>
-            <w:r>
-              <w:rPr>
-                <w:rFonts w:eastAsia="Liberation Mono" w:cs="Liberation Mono" w:ascii="Liberation Mono" w:hAnsi="Liberation Mono"/>
-                <w:color w:val="0B3D7A"/>
-                <w:sz w:val="15"/>
-              </w:rPr>
-              <w:t>totp_enabled</w:t>
-            </w:r>
-            <w:r>
-              <w:rPr>
-                <w:rFonts w:eastAsia="Nunito" w:cs="Nunito"/>
-                <w:sz w:val="17"/>
-              </w:rPr>
-              <w:t>.</w:t>
+                <w:rFonts w:eastAsia="Nunito" w:cs="Nunito"/>
+                <w:sz w:val="17"/>
+              </w:rPr>
+              <w:t>Sales invoices sent to the BIR EIS: queued, accepted, rejected, failed.</w:t>
             </w:r>
           </w:p>
         </w:tc>
@@ -4450,7 +4423,22 @@
                 <w:color w:val="0B3D7A"/>
                 <w:sz w:val="15"/>
               </w:rPr>
-              <w:t>audit_log</w:t>
+              <w:t>aml_alerts</w:t>
+            </w:r>
+            <w:r>
+              <w:rPr>
+                <w:rFonts w:eastAsia="Nunito" w:cs="Nunito"/>
+                <w:sz w:val="17"/>
+              </w:rPr>
+              <w:t xml:space="preserve">, </w:t>
+            </w:r>
+            <w:r>
+              <w:rPr>
+                <w:rFonts w:eastAsia="Liberation Mono" w:cs="Liberation Mono" w:ascii="Liberation Mono" w:hAnsi="Liberation Mono"/>
+                <w:color w:val="0B3D7A"/>
+                <w:sz w:val="15"/>
+              </w:rPr>
+              <w:t>aml_cases</w:t>
             </w:r>
           </w:p>
         </w:tc>
@@ -4474,7 +4462,7 @@
                 <w:rFonts w:eastAsia="Nunito" w:cs="Nunito"/>
                 <w:sz w:val="17"/>
               </w:rPr>
-              <w:t>All business and administrative changes (chapter 5).</w:t>
+              <w:t>Open AML alerts and cases (business monitoring by the Compliance Officer).</w:t>
             </w:r>
           </w:p>
         </w:tc>
@@ -4505,14 +4493,32 @@
                 <w:color w:val="0B3D7A"/>
                 <w:sz w:val="15"/>
               </w:rPr>
-              <w:t>period_close_runs</w:t>
-            </w:r>
-            <w:r>
-              <w:rPr>
-                <w:rFonts w:eastAsia="Nunito" w:cs="Nunito"/>
-                <w:sz w:val="17"/>
-              </w:rPr>
-              <w:t xml:space="preserve">, </w:t>
+              <w:t>login_history</w:t>
+            </w:r>
+          </w:p>
+        </w:tc>
+        <w:tc>
+          <w:tcPr>
+            <w:tcW w:w="7324" w:type="dxa"/>
+            <w:tcBorders>
+              <w:top w:val="single" w:sz="4" w:space="0" w:color="C9D6E3"/>
+              <w:left w:val="single" w:sz="4" w:space="0" w:color="C9D6E3"/>
+              <w:bottom w:val="single" w:sz="4" w:space="0" w:color="C9D6E3"/>
+              <w:right w:val="single" w:sz="4" w:space="0" w:color="C9D6E3"/>
+            </w:tcBorders>
+            <w:shd w:color="auto" w:fill="F3F9FE" w:val="clear"/>
+          </w:tcPr>
+          <w:p>
+            <w:pPr>
+              <w:pStyle w:val="TableText"/>
+              <w:rPr/>
+            </w:pPr>
+            <w:r>
+              <w:rPr>
+                <w:rFonts w:eastAsia="Nunito" w:cs="Nunito"/>
+                <w:sz w:val="17"/>
+              </w:rPr>
+              <w:t>Every sign-in attempt with success flag and reason (</w:t>
             </w:r>
             <w:r>
               <w:rPr>
@@ -4520,7 +4526,7 @@
                 <w:color w:val="0B3D7A"/>
                 <w:sz w:val="15"/>
               </w:rPr>
-              <w:t>accounting_periods</w:t>
+              <w:t>bad-password</w:t>
             </w:r>
             <w:r>
               <w:rPr>
@@ -4535,32 +4541,74 @@
                 <w:color w:val="0B3D7A"/>
                 <w:sz w:val="15"/>
               </w:rPr>
-              <w:t>bank_reconciliations</w:t>
-            </w:r>
-          </w:p>
-        </w:tc>
-        <w:tc>
-          <w:tcPr>
-            <w:tcW w:w="7324" w:type="dxa"/>
-            <w:tcBorders>
-              <w:top w:val="single" w:sz="4" w:space="0" w:color="C9D6E3"/>
-              <w:left w:val="single" w:sz="4" w:space="0" w:color="C9D6E3"/>
-              <w:bottom w:val="single" w:sz="4" w:space="0" w:color="C9D6E3"/>
-              <w:right w:val="single" w:sz="4" w:space="0" w:color="C9D6E3"/>
-            </w:tcBorders>
-            <w:shd w:color="auto" w:fill="F3F9FE" w:val="clear"/>
-          </w:tcPr>
-          <w:p>
-            <w:pPr>
-              <w:pStyle w:val="TableText"/>
-              <w:rPr/>
-            </w:pPr>
-            <w:r>
-              <w:rPr>
-                <w:rFonts w:eastAsia="Nunito" w:cs="Nunito"/>
-                <w:sz w:val="17"/>
-              </w:rPr>
-              <w:t>Month-end close status per period and the last reconciled month per bank account (business monitoring by the Accounting Manager).</w:t>
+              <w:t>locked</w:t>
+            </w:r>
+            <w:r>
+              <w:rPr>
+                <w:rFonts w:eastAsia="Nunito" w:cs="Nunito"/>
+                <w:sz w:val="17"/>
+              </w:rPr>
+              <w:t xml:space="preserve">, </w:t>
+            </w:r>
+            <w:r>
+              <w:rPr>
+                <w:rFonts w:eastAsia="Liberation Mono" w:cs="Liberation Mono" w:ascii="Liberation Mono" w:hAnsi="Liberation Mono"/>
+                <w:color w:val="0B3D7A"/>
+                <w:sz w:val="15"/>
+              </w:rPr>
+              <w:t>unknown-user</w:t>
+            </w:r>
+            <w:r>
+              <w:rPr>
+                <w:rFonts w:eastAsia="Nunito" w:cs="Nunito"/>
+                <w:sz w:val="17"/>
+              </w:rPr>
+              <w:t xml:space="preserve">, </w:t>
+            </w:r>
+            <w:r>
+              <w:rPr>
+                <w:rFonts w:eastAsia="Liberation Mono" w:cs="Liberation Mono" w:ascii="Liberation Mono" w:hAnsi="Liberation Mono"/>
+                <w:color w:val="0B3D7A"/>
+                <w:sz w:val="15"/>
+              </w:rPr>
+              <w:t>inactive</w:t>
+            </w:r>
+            <w:r>
+              <w:rPr>
+                <w:rFonts w:eastAsia="Nunito" w:cs="Nunito"/>
+                <w:sz w:val="17"/>
+              </w:rPr>
+              <w:t xml:space="preserve">, </w:t>
+            </w:r>
+            <w:r>
+              <w:rPr>
+                <w:rFonts w:eastAsia="Liberation Mono" w:cs="Liberation Mono" w:ascii="Liberation Mono" w:hAnsi="Liberation Mono"/>
+                <w:color w:val="0B3D7A"/>
+                <w:sz w:val="15"/>
+              </w:rPr>
+              <w:t>2fa-required</w:t>
+            </w:r>
+            <w:r>
+              <w:rPr>
+                <w:rFonts w:eastAsia="Nunito" w:cs="Nunito"/>
+                <w:sz w:val="17"/>
+              </w:rPr>
+              <w:t xml:space="preserve">, </w:t>
+            </w:r>
+            <w:r>
+              <w:rPr>
+                <w:rFonts w:eastAsia="Liberation Mono" w:cs="Liberation Mono" w:ascii="Liberation Mono" w:hAnsi="Liberation Mono"/>
+                <w:color w:val="0B3D7A"/>
+                <w:sz w:val="15"/>
+              </w:rPr>
+              <w:t>refresh-token-reuse</w:t>
+            </w:r>
+            <w:r>
+              <w:rPr>
+                <w:rFonts w:eastAsia="Nunito" w:cs="Nunito"/>
+                <w:sz w:val="17"/>
+              </w:rPr>
+              <w:t xml:space="preserve"> ...), IP and user agent.</w:t>
             </w:r>
           </w:p>
         </w:tc>
@@ -4590,7 +4638,7 @@
                 <w:color w:val="0B3D7A"/>
                 <w:sz w:val="15"/>
               </w:rPr>
-              <w:t>generated_reports</w:t>
+              <w:t>users</w:t>
             </w:r>
           </w:p>
         </w:tc>
@@ -4611,10 +4659,78 @@
             </w:pPr>
             <w:r>
               <w:rPr>
-                <w:rFonts w:eastAsia="Nunito" w:cs="Nunito"/>
-                <w:sz w:val="17"/>
-              </w:rPr>
-              <w:t>Report generation status and errors.</w:t>
+                <w:rFonts w:eastAsia="Liberation Mono" w:cs="Liberation Mono" w:ascii="Liberation Mono" w:hAnsi="Liberation Mono"/>
+                <w:color w:val="0B3D7A"/>
+                <w:sz w:val="15"/>
+              </w:rPr>
+              <w:t>status = 'locked'</w:t>
+            </w:r>
+            <w:r>
+              <w:rPr>
+                <w:rFonts w:eastAsia="Nunito" w:cs="Nunito"/>
+                <w:sz w:val="17"/>
+              </w:rPr>
+              <w:t xml:space="preserve">, </w:t>
+            </w:r>
+            <w:r>
+              <w:rPr>
+                <w:rFonts w:eastAsia="Liberation Mono" w:cs="Liberation Mono" w:ascii="Liberation Mono" w:hAnsi="Liberation Mono"/>
+                <w:color w:val="0B3D7A"/>
+                <w:sz w:val="15"/>
+              </w:rPr>
+              <w:t>failed_logins</w:t>
+            </w:r>
+            <w:r>
+              <w:rPr>
+                <w:rFonts w:eastAsia="Nunito" w:cs="Nunito"/>
+                <w:sz w:val="17"/>
+              </w:rPr>
+              <w:t xml:space="preserve">, </w:t>
+            </w:r>
+            <w:r>
+              <w:rPr>
+                <w:rFonts w:eastAsia="Liberation Mono" w:cs="Liberation Mono" w:ascii="Liberation Mono" w:hAnsi="Liberation Mono"/>
+                <w:color w:val="0B3D7A"/>
+                <w:sz w:val="15"/>
+              </w:rPr>
+              <w:t>last_login_at</w:t>
+            </w:r>
+            <w:r>
+              <w:rPr>
+                <w:rFonts w:eastAsia="Nunito" w:cs="Nunito"/>
+                <w:sz w:val="17"/>
+              </w:rPr>
+              <w:t xml:space="preserve">, </w:t>
+            </w:r>
+            <w:r>
+              <w:rPr>
+                <w:rFonts w:eastAsia="Liberation Mono" w:cs="Liberation Mono" w:ascii="Liberation Mono" w:hAnsi="Liberation Mono"/>
+                <w:color w:val="0B3D7A"/>
+                <w:sz w:val="15"/>
+              </w:rPr>
+              <w:t>password_changed_at</w:t>
+            </w:r>
+            <w:r>
+              <w:rPr>
+                <w:rFonts w:eastAsia="Nunito" w:cs="Nunito"/>
+                <w:sz w:val="17"/>
+              </w:rPr>
+              <w:t xml:space="preserve">, </w:t>
+            </w:r>
+            <w:r>
+              <w:rPr>
+                <w:rFonts w:eastAsia="Liberation Mono" w:cs="Liberation Mono" w:ascii="Liberation Mono" w:hAnsi="Liberation Mono"/>
+                <w:color w:val="0B3D7A"/>
+                <w:sz w:val="15"/>
+              </w:rPr>
+              <w:t>totp_enabled</w:t>
+            </w:r>
+            <w:r>
+              <w:rPr>
+                <w:rFonts w:eastAsia="Nunito" w:cs="Nunito"/>
+                <w:sz w:val="17"/>
+              </w:rPr>
+              <w:t>.</w:t>
             </w:r>
           </w:p>
         </w:tc>
@@ -4645,6 +4761,201 @@
                 <w:color w:val="0B3D7A"/>
                 <w:sz w:val="15"/>
               </w:rPr>
+              <w:t>audit_log</w:t>
+            </w:r>
+          </w:p>
+        </w:tc>
+        <w:tc>
+          <w:tcPr>
+            <w:tcW w:w="7324" w:type="dxa"/>
+            <w:tcBorders>
+              <w:top w:val="single" w:sz="4" w:space="0" w:color="C9D6E3"/>
+              <w:left w:val="single" w:sz="4" w:space="0" w:color="C9D6E3"/>
+              <w:bottom w:val="single" w:sz="4" w:space="0" w:color="C9D6E3"/>
+              <w:right w:val="single" w:sz="4" w:space="0" w:color="C9D6E3"/>
+            </w:tcBorders>
+            <w:shd w:color="auto" w:fill="F3F9FE" w:val="clear"/>
+          </w:tcPr>
+          <w:p>
+            <w:pPr>
+              <w:pStyle w:val="TableText"/>
+              <w:rPr/>
+            </w:pPr>
+            <w:r>
+              <w:rPr>
+                <w:rFonts w:eastAsia="Nunito" w:cs="Nunito"/>
+                <w:sz w:val="17"/>
+              </w:rPr>
+              <w:t>All business and administrative changes (chapter 5).</w:t>
+            </w:r>
+          </w:p>
+        </w:tc>
+      </w:tr>
+      <w:tr>
+        <w:trPr>
+          <w:cantSplit w:val="true"/>
+        </w:trPr>
+        <w:tc>
+          <w:tcPr>
+            <w:tcW w:w="2312" w:type="dxa"/>
+            <w:tcBorders>
+              <w:top w:val="single" w:sz="4" w:space="0" w:color="C9D6E3"/>
+              <w:left w:val="single" w:sz="4" w:space="0" w:color="C9D6E3"/>
+              <w:bottom w:val="single" w:sz="4" w:space="0" w:color="C9D6E3"/>
+              <w:right w:val="single" w:sz="4" w:space="0" w:color="C9D6E3"/>
+            </w:tcBorders>
+          </w:tcPr>
+          <w:p>
+            <w:pPr>
+              <w:pStyle w:val="TableText"/>
+              <w:rPr/>
+            </w:pPr>
+            <w:r>
+              <w:rPr>
+                <w:rFonts w:eastAsia="Liberation Mono" w:cs="Liberation Mono" w:ascii="Liberation Mono" w:hAnsi="Liberation Mono"/>
+                <w:color w:val="0B3D7A"/>
+                <w:sz w:val="15"/>
+              </w:rPr>
+              <w:t>period_close_runs</w:t>
+            </w:r>
+            <w:r>
+              <w:rPr>
+                <w:rFonts w:eastAsia="Nunito" w:cs="Nunito"/>
+                <w:sz w:val="17"/>
+              </w:rPr>
+              <w:t xml:space="preserve">, </w:t>
+            </w:r>
+            <w:r>
+              <w:rPr>
+                <w:rFonts w:eastAsia="Liberation Mono" w:cs="Liberation Mono" w:ascii="Liberation Mono" w:hAnsi="Liberation Mono"/>
+                <w:color w:val="0B3D7A"/>
+                <w:sz w:val="15"/>
+              </w:rPr>
+              <w:t>accounting_periods</w:t>
+            </w:r>
+            <w:r>
+              <w:rPr>
+                <w:rFonts w:eastAsia="Nunito" w:cs="Nunito"/>
+                <w:sz w:val="17"/>
+              </w:rPr>
+              <w:t xml:space="preserve">, </w:t>
+            </w:r>
+            <w:r>
+              <w:rPr>
+                <w:rFonts w:eastAsia="Liberation Mono" w:cs="Liberation Mono" w:ascii="Liberation Mono" w:hAnsi="Liberation Mono"/>
+                <w:color w:val="0B3D7A"/>
+                <w:sz w:val="15"/>
+              </w:rPr>
+              <w:t>bank_reconciliations</w:t>
+            </w:r>
+          </w:p>
+        </w:tc>
+        <w:tc>
+          <w:tcPr>
+            <w:tcW w:w="7324" w:type="dxa"/>
+            <w:tcBorders>
+              <w:top w:val="single" w:sz="4" w:space="0" w:color="C9D6E3"/>
+              <w:left w:val="single" w:sz="4" w:space="0" w:color="C9D6E3"/>
+              <w:bottom w:val="single" w:sz="4" w:space="0" w:color="C9D6E3"/>
+              <w:right w:val="single" w:sz="4" w:space="0" w:color="C9D6E3"/>
+            </w:tcBorders>
+          </w:tcPr>
+          <w:p>
+            <w:pPr>
+              <w:pStyle w:val="TableText"/>
+              <w:rPr/>
+            </w:pPr>
+            <w:r>
+              <w:rPr>
+                <w:rFonts w:eastAsia="Nunito" w:cs="Nunito"/>
+                <w:sz w:val="17"/>
+              </w:rPr>
+              <w:t>Month-end close status per period and the last reconciled month per bank account (business monitoring by the Accounting Manager).</w:t>
+            </w:r>
+          </w:p>
+        </w:tc>
+      </w:tr>
+      <w:tr>
+        <w:trPr>
+          <w:cantSplit w:val="true"/>
+        </w:trPr>
+        <w:tc>
+          <w:tcPr>
+            <w:tcW w:w="2312" w:type="dxa"/>
+            <w:tcBorders>
+              <w:top w:val="single" w:sz="4" w:space="0" w:color="C9D6E3"/>
+              <w:left w:val="single" w:sz="4" w:space="0" w:color="C9D6E3"/>
+              <w:bottom w:val="single" w:sz="4" w:space="0" w:color="C9D6E3"/>
+              <w:right w:val="single" w:sz="4" w:space="0" w:color="C9D6E3"/>
+            </w:tcBorders>
+            <w:shd w:color="auto" w:fill="F3F9FE" w:val="clear"/>
+          </w:tcPr>
+          <w:p>
+            <w:pPr>
+              <w:pStyle w:val="TableText"/>
+              <w:rPr/>
+            </w:pPr>
+            <w:r>
+              <w:rPr>
+                <w:rFonts w:eastAsia="Liberation Mono" w:cs="Liberation Mono" w:ascii="Liberation Mono" w:hAnsi="Liberation Mono"/>
+                <w:color w:val="0B3D7A"/>
+                <w:sz w:val="15"/>
+              </w:rPr>
+              <w:t>generated_reports</w:t>
+            </w:r>
+          </w:p>
+        </w:tc>
+        <w:tc>
+          <w:tcPr>
+            <w:tcW w:w="7324" w:type="dxa"/>
+            <w:tcBorders>
+              <w:top w:val="single" w:sz="4" w:space="0" w:color="C9D6E3"/>
+              <w:left w:val="single" w:sz="4" w:space="0" w:color="C9D6E3"/>
+              <w:bottom w:val="single" w:sz="4" w:space="0" w:color="C9D6E3"/>
+              <w:right w:val="single" w:sz="4" w:space="0" w:color="C9D6E3"/>
+            </w:tcBorders>
+            <w:shd w:color="auto" w:fill="F3F9FE" w:val="clear"/>
+          </w:tcPr>
+          <w:p>
+            <w:pPr>
+              <w:pStyle w:val="TableText"/>
+              <w:rPr/>
+            </w:pPr>
+            <w:r>
+              <w:rPr>
+                <w:rFonts w:eastAsia="Nunito" w:cs="Nunito"/>
+                <w:sz w:val="17"/>
+              </w:rPr>
+              <w:t>Report generation status and errors.</w:t>
+            </w:r>
+          </w:p>
+        </w:tc>
+      </w:tr>
+      <w:tr>
+        <w:trPr>
+          <w:cantSplit w:val="true"/>
+        </w:trPr>
+        <w:tc>
+          <w:tcPr>
+            <w:tcW w:w="2312" w:type="dxa"/>
+            <w:tcBorders>
+              <w:top w:val="single" w:sz="4" w:space="0" w:color="C9D6E3"/>
+              <w:left w:val="single" w:sz="4" w:space="0" w:color="C9D6E3"/>
+              <w:bottom w:val="single" w:sz="4" w:space="0" w:color="C9D6E3"/>
+              <w:right w:val="single" w:sz="4" w:space="0" w:color="C9D6E3"/>
+            </w:tcBorders>
+          </w:tcPr>
+          <w:p>
+            <w:pPr>
+              <w:pStyle w:val="TableText"/>
+              <w:rPr/>
+            </w:pPr>
+            <w:r>
+              <w:rPr>
+                <w:rFonts w:eastAsia="Liberation Mono" w:cs="Liberation Mono" w:ascii="Liberation Mono" w:hAnsi="Liberation Mono"/>
+                <w:color w:val="0B3D7A"/>
+                <w:sz w:val="15"/>
+              </w:rPr>
               <w:t>documents</w:t>
             </w:r>
           </w:p>
@@ -4658,7 +4969,6 @@
               <w:bottom w:val="single" w:sz="4" w:space="0" w:color="C9D6E3"/>
               <w:right w:val="single" w:sz="4" w:space="0" w:color="C9D6E3"/>
             </w:tcBorders>
-            <w:shd w:color="auto" w:fill="F3F9FE" w:val="clear"/>
           </w:tcPr>
           <w:p>
             <w:pPr>
@@ -4697,7 +5007,7 @@
         </w:pBdr>
         <w:rPr/>
       </w:pPr>
-      <w:bookmarkStart w:id="6" w:name="__RefHeading___Toc6982_1331205466"/>
+      <w:bookmarkStart w:id="6" w:name="__RefHeading___Toc27984_1872304043"/>
       <w:bookmarkEnd w:id="6"/>
       <w:r>
         <w:rPr>
@@ -5912,7 +6222,7 @@
         <w:pStyle w:val="Heading2"/>
         <w:rPr/>
       </w:pPr>
-      <w:bookmarkStart w:id="7" w:name="__RefHeading___Toc6984_1331205466"/>
+      <w:bookmarkStart w:id="7" w:name="__RefHeading___Toc27986_1872304043"/>
       <w:bookmarkEnd w:id="7"/>
       <w:r>
         <w:rPr>
@@ -6482,7 +6792,7 @@
         </w:pBdr>
         <w:rPr/>
       </w:pPr>
-      <w:bookmarkStart w:id="8" w:name="__RefHeading___Toc6986_1331205466"/>
+      <w:bookmarkStart w:id="8" w:name="__RefHeading___Toc27988_1872304043"/>
       <w:bookmarkEnd w:id="8"/>
       <w:r>
         <w:rPr>
@@ -6496,7 +6806,7 @@
         <w:pStyle w:val="Heading2"/>
         <w:rPr/>
       </w:pPr>
-      <w:bookmarkStart w:id="9" w:name="__RefHeading___Toc6988_1331205466"/>
+      <w:bookmarkStart w:id="9" w:name="__RefHeading___Toc27990_1872304043"/>
       <w:bookmarkEnd w:id="9"/>
       <w:r>
         <w:rPr>
@@ -6657,7 +6967,7 @@
         <w:pStyle w:val="Heading2"/>
         <w:rPr/>
       </w:pPr>
-      <w:bookmarkStart w:id="10" w:name="__RefHeading___Toc6990_1331205466"/>
+      <w:bookmarkStart w:id="10" w:name="__RefHeading___Toc27992_1872304043"/>
       <w:bookmarkEnd w:id="10"/>
       <w:r>
         <w:rPr>
@@ -8208,7 +8518,7 @@
                 <w:rFonts w:eastAsia="Nunito" w:cs="Nunito"/>
                 <w:sz w:val="17"/>
               </w:rPr>
-              <w:t>E-mail backlog</w:t>
+              <w:t>Integration messages failed or stuck</w:t>
             </w:r>
           </w:p>
         </w:tc>
@@ -8232,7 +8542,52 @@
                 <w:rFonts w:eastAsia="Nunito" w:cs="Nunito"/>
                 <w:sz w:val="17"/>
               </w:rPr>
-              <w:t>Queued messages older than 15 min &gt; 0 for 30 min (when e-mail is enabled); failed &gt; 10 per day</w:t>
+              <w:t xml:space="preserve">any </w:t>
+            </w:r>
+            <w:r>
+              <w:rPr>
+                <w:rFonts w:eastAsia="Liberation Mono" w:cs="Liberation Mono" w:ascii="Liberation Mono" w:hAnsi="Liberation Mono"/>
+                <w:color w:val="0B3D7A"/>
+                <w:sz w:val="15"/>
+              </w:rPr>
+              <w:t>failed</w:t>
+            </w:r>
+            <w:r>
+              <w:rPr>
+                <w:rFonts w:eastAsia="Nunito" w:cs="Nunito"/>
+                <w:sz w:val="17"/>
+              </w:rPr>
+              <w:t xml:space="preserve"> message; messages </w:t>
+            </w:r>
+            <w:r>
+              <w:rPr>
+                <w:rFonts w:eastAsia="Liberation Mono" w:cs="Liberation Mono" w:ascii="Liberation Mono" w:hAnsi="Liberation Mono"/>
+                <w:color w:val="0B3D7A"/>
+                <w:sz w:val="15"/>
+              </w:rPr>
+              <w:t>queued</w:t>
+            </w:r>
+            <w:r>
+              <w:rPr>
+                <w:rFonts w:eastAsia="Nunito" w:cs="Nunito"/>
+                <w:sz w:val="17"/>
+              </w:rPr>
+              <w:t xml:space="preserve"> or </w:t>
+            </w:r>
+            <w:r>
+              <w:rPr>
+                <w:rFonts w:eastAsia="Liberation Mono" w:cs="Liberation Mono" w:ascii="Liberation Mono" w:hAnsi="Liberation Mono"/>
+                <w:color w:val="0B3D7A"/>
+                <w:sz w:val="15"/>
+              </w:rPr>
+              <w:t>retry</w:t>
+            </w:r>
+            <w:r>
+              <w:rPr>
+                <w:rFonts w:eastAsia="Nunito" w:cs="Nunito"/>
+                <w:sz w:val="17"/>
+              </w:rPr>
+              <w:t xml:space="preserve"> older than 30 min</w:t>
             </w:r>
           </w:p>
         </w:tc>
@@ -8256,7 +8611,7 @@
                 <w:rFonts w:eastAsia="Nunito" w:cs="Nunito"/>
                 <w:sz w:val="17"/>
               </w:rPr>
-              <w:t>P3</w:t>
+              <w:t>P2</w:t>
             </w:r>
           </w:p>
         </w:tc>
@@ -8280,7 +8635,7 @@
                 <w:rFonts w:eastAsia="Nunito" w:cs="Nunito"/>
                 <w:sz w:val="17"/>
               </w:rPr>
-              <w:t>Application support</w:t>
+              <w:t>DevOps, application support</w:t>
             </w:r>
           </w:p>
         </w:tc>
@@ -8310,7 +8665,7 @@
                 <w:rFonts w:eastAsia="Nunito" w:cs="Nunito"/>
                 <w:sz w:val="17"/>
               </w:rPr>
-              <w:t>Failed sign-ins</w:t>
+              <w:t>BIR EIS submission rejected or failed</w:t>
             </w:r>
           </w:p>
         </w:tc>
@@ -8335,7 +8690,7 @@
                 <w:rFonts w:eastAsia="Nunito" w:cs="Nunito"/>
                 <w:sz w:val="17"/>
               </w:rPr>
-              <w:t>&gt; 50 in 5 min (possible credential attack)</w:t>
+              <w:t>any</w:t>
             </w:r>
           </w:p>
         </w:tc>
@@ -8385,7 +8740,7 @@
                 <w:rFonts w:eastAsia="Nunito" w:cs="Nunito"/>
                 <w:sz w:val="17"/>
               </w:rPr>
-              <w:t>Security</w:t>
+              <w:t>Accounting, application support</w:t>
             </w:r>
           </w:p>
         </w:tc>
@@ -8414,7 +8769,7 @@
                 <w:rFonts w:eastAsia="Nunito" w:cs="Nunito"/>
                 <w:sz w:val="17"/>
               </w:rPr>
-              <w:t>Refresh-token reuse</w:t>
+              <w:t>AML monitoring or breach deadline job not run</w:t>
             </w:r>
           </w:p>
         </w:tc>
@@ -8438,7 +8793,37 @@
                 <w:rFonts w:eastAsia="Nunito" w:cs="Nunito"/>
                 <w:sz w:val="17"/>
               </w:rPr>
-              <w:t>any</w:t>
+              <w:t>&gt; 26 hours since success (</w:t>
+            </w:r>
+            <w:r>
+              <w:rPr>
+                <w:rFonts w:eastAsia="Liberation Mono" w:cs="Liberation Mono" w:ascii="Liberation Mono" w:hAnsi="Liberation Mono"/>
+                <w:color w:val="0B3D7A"/>
+                <w:sz w:val="15"/>
+              </w:rPr>
+              <w:t>aml-transaction-monitoring</w:t>
+            </w:r>
+            <w:r>
+              <w:rPr>
+                <w:rFonts w:eastAsia="Nunito" w:cs="Nunito"/>
+                <w:sz w:val="17"/>
+              </w:rPr>
+              <w:t xml:space="preserve">; </w:t>
+            </w:r>
+            <w:r>
+              <w:rPr>
+                <w:rFonts w:eastAsia="Liberation Mono" w:cs="Liberation Mono" w:ascii="Liberation Mono" w:hAnsi="Liberation Mono"/>
+                <w:color w:val="0B3D7A"/>
+                <w:sz w:val="15"/>
+              </w:rPr>
+              <w:t>privacy-breach-deadlines</w:t>
+            </w:r>
+            <w:r>
+              <w:rPr>
+                <w:rFonts w:eastAsia="Nunito" w:cs="Nunito"/>
+                <w:sz w:val="17"/>
+              </w:rPr>
+              <w:t xml:space="preserve"> with package B)</w:t>
             </w:r>
           </w:p>
         </w:tc>
@@ -8462,7 +8847,7 @@
                 <w:rFonts w:eastAsia="Nunito" w:cs="Nunito"/>
                 <w:sz w:val="17"/>
               </w:rPr>
-              <w:t>P3</w:t>
+              <w:t>P2</w:t>
             </w:r>
           </w:p>
         </w:tc>
@@ -8486,7 +8871,7 @@
                 <w:rFonts w:eastAsia="Nunito" w:cs="Nunito"/>
                 <w:sz w:val="17"/>
               </w:rPr>
-              <w:t>Security (review the user's sessions)</w:t>
+              <w:t>Compliance officer, DevOps</w:t>
             </w:r>
           </w:p>
         </w:tc>
@@ -8516,7 +8901,7 @@
                 <w:rFonts w:eastAsia="Nunito" w:cs="Nunito"/>
                 <w:sz w:val="17"/>
               </w:rPr>
-              <w:t>Locked accounts</w:t>
+              <w:t>E-mail backlog</w:t>
             </w:r>
           </w:p>
         </w:tc>
@@ -8541,7 +8926,7 @@
                 <w:rFonts w:eastAsia="Nunito" w:cs="Nunito"/>
                 <w:sz w:val="17"/>
               </w:rPr>
-              <w:t>&gt; 5 new locks per hour</w:t>
+              <w:t>Queued messages older than 15 min &gt; 0 for 30 min (when e-mail is enabled); failed &gt; 10 per day</w:t>
             </w:r>
           </w:p>
         </w:tc>
@@ -8591,7 +8976,7 @@
                 <w:rFonts w:eastAsia="Nunito" w:cs="Nunito"/>
                 <w:sz w:val="17"/>
               </w:rPr>
-              <w:t>Security, service desk</w:t>
+              <w:t>Application support</w:t>
             </w:r>
           </w:p>
         </w:tc>
@@ -8620,7 +9005,7 @@
                 <w:rFonts w:eastAsia="Nunito" w:cs="Nunito"/>
                 <w:sz w:val="17"/>
               </w:rPr>
-              <w:t>EFS growth</w:t>
+              <w:t>Failed sign-ins</w:t>
             </w:r>
           </w:p>
         </w:tc>
@@ -8644,7 +9029,7 @@
                 <w:rFonts w:eastAsia="Nunito" w:cs="Nunito"/>
                 <w:sz w:val="17"/>
               </w:rPr>
-              <w:t>&gt; 20 GB in a day or &gt; 80 % of the budgeted size</w:t>
+              <w:t>&gt; 50 in 5 min (possible credential attack)</w:t>
             </w:r>
           </w:p>
         </w:tc>
@@ -8668,7 +9053,7 @@
                 <w:rFonts w:eastAsia="Nunito" w:cs="Nunito"/>
                 <w:sz w:val="17"/>
               </w:rPr>
-              <w:t>P3</w:t>
+              <w:t>P2</w:t>
             </w:r>
           </w:p>
         </w:tc>
@@ -8692,7 +9077,7 @@
                 <w:rFonts w:eastAsia="Nunito" w:cs="Nunito"/>
                 <w:sz w:val="17"/>
               </w:rPr>
-              <w:t>DevOps</w:t>
+              <w:t>Security</w:t>
             </w:r>
           </w:p>
         </w:tc>
@@ -8722,7 +9107,7 @@
                 <w:rFonts w:eastAsia="Nunito" w:cs="Nunito"/>
                 <w:sz w:val="17"/>
               </w:rPr>
-              <w:t>Backup job failed / RDS latest restorable time older than 15 min</w:t>
+              <w:t>Refresh-token reuse</w:t>
             </w:r>
           </w:p>
         </w:tc>
@@ -8772,7 +9157,7 @@
                 <w:rFonts w:eastAsia="Nunito" w:cs="Nunito"/>
                 <w:sz w:val="17"/>
               </w:rPr>
-              <w:t>P2</w:t>
+              <w:t>P3</w:t>
             </w:r>
           </w:p>
         </w:tc>
@@ -8797,7 +9182,7 @@
                 <w:rFonts w:eastAsia="Nunito" w:cs="Nunito"/>
                 <w:sz w:val="17"/>
               </w:rPr>
-              <w:t>DevOps</w:t>
+              <w:t>Security (review the user's sessions)</w:t>
             </w:r>
           </w:p>
         </w:tc>
@@ -8826,7 +9211,7 @@
                 <w:rFonts w:eastAsia="Nunito" w:cs="Nunito"/>
                 <w:sz w:val="17"/>
               </w:rPr>
-              <w:t>ACM certificate expiry</w:t>
+              <w:t>Locked accounts</w:t>
             </w:r>
           </w:p>
         </w:tc>
@@ -8850,7 +9235,7 @@
                 <w:rFonts w:eastAsia="Nunito" w:cs="Nunito"/>
                 <w:sz w:val="17"/>
               </w:rPr>
-              <w:t>&lt; 30 days</w:t>
+              <w:t>&gt; 5 new locks per hour</w:t>
             </w:r>
           </w:p>
         </w:tc>
@@ -8898,7 +9283,7 @@
                 <w:rFonts w:eastAsia="Nunito" w:cs="Nunito"/>
                 <w:sz w:val="17"/>
               </w:rPr>
-              <w:t>DevOps</w:t>
+              <w:t>Security, service desk</w:t>
             </w:r>
           </w:p>
         </w:tc>
@@ -8928,6 +9313,316 @@
                 <w:rFonts w:eastAsia="Nunito" w:cs="Nunito"/>
                 <w:sz w:val="17"/>
               </w:rPr>
+              <w:t>EFS growth</w:t>
+            </w:r>
+          </w:p>
+        </w:tc>
+        <w:tc>
+          <w:tcPr>
+            <w:tcW w:w="3276" w:type="dxa"/>
+            <w:tcBorders>
+              <w:top w:val="single" w:sz="4" w:space="0" w:color="C9D6E3"/>
+              <w:left w:val="single" w:sz="4" w:space="0" w:color="C9D6E3"/>
+              <w:bottom w:val="single" w:sz="4" w:space="0" w:color="C9D6E3"/>
+              <w:right w:val="single" w:sz="4" w:space="0" w:color="C9D6E3"/>
+            </w:tcBorders>
+            <w:shd w:color="auto" w:fill="F3F9FE" w:val="clear"/>
+          </w:tcPr>
+          <w:p>
+            <w:pPr>
+              <w:pStyle w:val="TableText"/>
+              <w:rPr/>
+            </w:pPr>
+            <w:r>
+              <w:rPr>
+                <w:rFonts w:eastAsia="Nunito" w:cs="Nunito"/>
+                <w:sz w:val="17"/>
+              </w:rPr>
+              <w:t>&gt; 20 GB in a day or &gt; 80 % of the budgeted size</w:t>
+            </w:r>
+          </w:p>
+        </w:tc>
+        <w:tc>
+          <w:tcPr>
+            <w:tcW w:w="1157" w:type="dxa"/>
+            <w:tcBorders>
+              <w:top w:val="single" w:sz="4" w:space="0" w:color="C9D6E3"/>
+              <w:left w:val="single" w:sz="4" w:space="0" w:color="C9D6E3"/>
+              <w:bottom w:val="single" w:sz="4" w:space="0" w:color="C9D6E3"/>
+              <w:right w:val="single" w:sz="4" w:space="0" w:color="C9D6E3"/>
+            </w:tcBorders>
+            <w:shd w:color="auto" w:fill="F3F9FE" w:val="clear"/>
+          </w:tcPr>
+          <w:p>
+            <w:pPr>
+              <w:pStyle w:val="TableText"/>
+              <w:rPr/>
+            </w:pPr>
+            <w:r>
+              <w:rPr>
+                <w:rFonts w:eastAsia="Nunito" w:cs="Nunito"/>
+                <w:sz w:val="17"/>
+              </w:rPr>
+              <w:t>P3</w:t>
+            </w:r>
+          </w:p>
+        </w:tc>
+        <w:tc>
+          <w:tcPr>
+            <w:tcW w:w="2312" w:type="dxa"/>
+            <w:tcBorders>
+              <w:top w:val="single" w:sz="4" w:space="0" w:color="C9D6E3"/>
+              <w:left w:val="single" w:sz="4" w:space="0" w:color="C9D6E3"/>
+              <w:bottom w:val="single" w:sz="4" w:space="0" w:color="C9D6E3"/>
+              <w:right w:val="single" w:sz="4" w:space="0" w:color="C9D6E3"/>
+            </w:tcBorders>
+            <w:shd w:color="auto" w:fill="F3F9FE" w:val="clear"/>
+          </w:tcPr>
+          <w:p>
+            <w:pPr>
+              <w:pStyle w:val="TableText"/>
+              <w:rPr/>
+            </w:pPr>
+            <w:r>
+              <w:rPr>
+                <w:rFonts w:eastAsia="Nunito" w:cs="Nunito"/>
+                <w:sz w:val="17"/>
+              </w:rPr>
+              <w:t>DevOps</w:t>
+            </w:r>
+          </w:p>
+        </w:tc>
+      </w:tr>
+      <w:tr>
+        <w:trPr>
+          <w:cantSplit w:val="true"/>
+        </w:trPr>
+        <w:tc>
+          <w:tcPr>
+            <w:tcW w:w="2891" w:type="dxa"/>
+            <w:tcBorders>
+              <w:top w:val="single" w:sz="4" w:space="0" w:color="C9D6E3"/>
+              <w:left w:val="single" w:sz="4" w:space="0" w:color="C9D6E3"/>
+              <w:bottom w:val="single" w:sz="4" w:space="0" w:color="C9D6E3"/>
+              <w:right w:val="single" w:sz="4" w:space="0" w:color="C9D6E3"/>
+            </w:tcBorders>
+          </w:tcPr>
+          <w:p>
+            <w:pPr>
+              <w:pStyle w:val="TableText"/>
+              <w:rPr/>
+            </w:pPr>
+            <w:r>
+              <w:rPr>
+                <w:rFonts w:eastAsia="Nunito" w:cs="Nunito"/>
+                <w:sz w:val="17"/>
+              </w:rPr>
+              <w:t>Backup job failed / RDS latest restorable time older than 15 min</w:t>
+            </w:r>
+          </w:p>
+        </w:tc>
+        <w:tc>
+          <w:tcPr>
+            <w:tcW w:w="3276" w:type="dxa"/>
+            <w:tcBorders>
+              <w:top w:val="single" w:sz="4" w:space="0" w:color="C9D6E3"/>
+              <w:left w:val="single" w:sz="4" w:space="0" w:color="C9D6E3"/>
+              <w:bottom w:val="single" w:sz="4" w:space="0" w:color="C9D6E3"/>
+              <w:right w:val="single" w:sz="4" w:space="0" w:color="C9D6E3"/>
+            </w:tcBorders>
+          </w:tcPr>
+          <w:p>
+            <w:pPr>
+              <w:pStyle w:val="TableText"/>
+              <w:rPr/>
+            </w:pPr>
+            <w:r>
+              <w:rPr>
+                <w:rFonts w:eastAsia="Nunito" w:cs="Nunito"/>
+                <w:sz w:val="17"/>
+              </w:rPr>
+              <w:t>any</w:t>
+            </w:r>
+          </w:p>
+        </w:tc>
+        <w:tc>
+          <w:tcPr>
+            <w:tcW w:w="1157" w:type="dxa"/>
+            <w:tcBorders>
+              <w:top w:val="single" w:sz="4" w:space="0" w:color="C9D6E3"/>
+              <w:left w:val="single" w:sz="4" w:space="0" w:color="C9D6E3"/>
+              <w:bottom w:val="single" w:sz="4" w:space="0" w:color="C9D6E3"/>
+              <w:right w:val="single" w:sz="4" w:space="0" w:color="C9D6E3"/>
+            </w:tcBorders>
+          </w:tcPr>
+          <w:p>
+            <w:pPr>
+              <w:pStyle w:val="TableText"/>
+              <w:rPr/>
+            </w:pPr>
+            <w:r>
+              <w:rPr>
+                <w:rFonts w:eastAsia="Nunito" w:cs="Nunito"/>
+                <w:sz w:val="17"/>
+              </w:rPr>
+              <w:t>P2</w:t>
+            </w:r>
+          </w:p>
+        </w:tc>
+        <w:tc>
+          <w:tcPr>
+            <w:tcW w:w="2312" w:type="dxa"/>
+            <w:tcBorders>
+              <w:top w:val="single" w:sz="4" w:space="0" w:color="C9D6E3"/>
+              <w:left w:val="single" w:sz="4" w:space="0" w:color="C9D6E3"/>
+              <w:bottom w:val="single" w:sz="4" w:space="0" w:color="C9D6E3"/>
+              <w:right w:val="single" w:sz="4" w:space="0" w:color="C9D6E3"/>
+            </w:tcBorders>
+          </w:tcPr>
+          <w:p>
+            <w:pPr>
+              <w:pStyle w:val="TableText"/>
+              <w:rPr/>
+            </w:pPr>
+            <w:r>
+              <w:rPr>
+                <w:rFonts w:eastAsia="Nunito" w:cs="Nunito"/>
+                <w:sz w:val="17"/>
+              </w:rPr>
+              <w:t>DevOps</w:t>
+            </w:r>
+          </w:p>
+        </w:tc>
+      </w:tr>
+      <w:tr>
+        <w:trPr>
+          <w:cantSplit w:val="true"/>
+        </w:trPr>
+        <w:tc>
+          <w:tcPr>
+            <w:tcW w:w="2891" w:type="dxa"/>
+            <w:tcBorders>
+              <w:top w:val="single" w:sz="4" w:space="0" w:color="C9D6E3"/>
+              <w:left w:val="single" w:sz="4" w:space="0" w:color="C9D6E3"/>
+              <w:bottom w:val="single" w:sz="4" w:space="0" w:color="C9D6E3"/>
+              <w:right w:val="single" w:sz="4" w:space="0" w:color="C9D6E3"/>
+            </w:tcBorders>
+            <w:shd w:color="auto" w:fill="F3F9FE" w:val="clear"/>
+          </w:tcPr>
+          <w:p>
+            <w:pPr>
+              <w:pStyle w:val="TableText"/>
+              <w:rPr/>
+            </w:pPr>
+            <w:r>
+              <w:rPr>
+                <w:rFonts w:eastAsia="Nunito" w:cs="Nunito"/>
+                <w:sz w:val="17"/>
+              </w:rPr>
+              <w:t>ACM certificate expiry</w:t>
+            </w:r>
+          </w:p>
+        </w:tc>
+        <w:tc>
+          <w:tcPr>
+            <w:tcW w:w="3276" w:type="dxa"/>
+            <w:tcBorders>
+              <w:top w:val="single" w:sz="4" w:space="0" w:color="C9D6E3"/>
+              <w:left w:val="single" w:sz="4" w:space="0" w:color="C9D6E3"/>
+              <w:bottom w:val="single" w:sz="4" w:space="0" w:color="C9D6E3"/>
+              <w:right w:val="single" w:sz="4" w:space="0" w:color="C9D6E3"/>
+            </w:tcBorders>
+            <w:shd w:color="auto" w:fill="F3F9FE" w:val="clear"/>
+          </w:tcPr>
+          <w:p>
+            <w:pPr>
+              <w:pStyle w:val="TableText"/>
+              <w:rPr/>
+            </w:pPr>
+            <w:r>
+              <w:rPr>
+                <w:rFonts w:eastAsia="Nunito" w:cs="Nunito"/>
+                <w:sz w:val="17"/>
+              </w:rPr>
+              <w:t>&lt; 30 days</w:t>
+            </w:r>
+          </w:p>
+        </w:tc>
+        <w:tc>
+          <w:tcPr>
+            <w:tcW w:w="1157" w:type="dxa"/>
+            <w:tcBorders>
+              <w:top w:val="single" w:sz="4" w:space="0" w:color="C9D6E3"/>
+              <w:left w:val="single" w:sz="4" w:space="0" w:color="C9D6E3"/>
+              <w:bottom w:val="single" w:sz="4" w:space="0" w:color="C9D6E3"/>
+              <w:right w:val="single" w:sz="4" w:space="0" w:color="C9D6E3"/>
+            </w:tcBorders>
+            <w:shd w:color="auto" w:fill="F3F9FE" w:val="clear"/>
+          </w:tcPr>
+          <w:p>
+            <w:pPr>
+              <w:pStyle w:val="TableText"/>
+              <w:rPr/>
+            </w:pPr>
+            <w:r>
+              <w:rPr>
+                <w:rFonts w:eastAsia="Nunito" w:cs="Nunito"/>
+                <w:sz w:val="17"/>
+              </w:rPr>
+              <w:t>P3</w:t>
+            </w:r>
+          </w:p>
+        </w:tc>
+        <w:tc>
+          <w:tcPr>
+            <w:tcW w:w="2312" w:type="dxa"/>
+            <w:tcBorders>
+              <w:top w:val="single" w:sz="4" w:space="0" w:color="C9D6E3"/>
+              <w:left w:val="single" w:sz="4" w:space="0" w:color="C9D6E3"/>
+              <w:bottom w:val="single" w:sz="4" w:space="0" w:color="C9D6E3"/>
+              <w:right w:val="single" w:sz="4" w:space="0" w:color="C9D6E3"/>
+            </w:tcBorders>
+            <w:shd w:color="auto" w:fill="F3F9FE" w:val="clear"/>
+          </w:tcPr>
+          <w:p>
+            <w:pPr>
+              <w:pStyle w:val="TableText"/>
+              <w:rPr/>
+            </w:pPr>
+            <w:r>
+              <w:rPr>
+                <w:rFonts w:eastAsia="Nunito" w:cs="Nunito"/>
+                <w:sz w:val="17"/>
+              </w:rPr>
+              <w:t>DevOps</w:t>
+            </w:r>
+          </w:p>
+        </w:tc>
+      </w:tr>
+      <w:tr>
+        <w:trPr>
+          <w:cantSplit w:val="true"/>
+        </w:trPr>
+        <w:tc>
+          <w:tcPr>
+            <w:tcW w:w="2891" w:type="dxa"/>
+            <w:tcBorders>
+              <w:top w:val="single" w:sz="4" w:space="0" w:color="C9D6E3"/>
+              <w:left w:val="single" w:sz="4" w:space="0" w:color="C9D6E3"/>
+              <w:bottom w:val="single" w:sz="4" w:space="0" w:color="C9D6E3"/>
+              <w:right w:val="single" w:sz="4" w:space="0" w:color="C9D6E3"/>
+            </w:tcBorders>
+          </w:tcPr>
+          <w:p>
+            <w:pPr>
+              <w:pStyle w:val="TableText"/>
+              <w:rPr/>
+            </w:pPr>
+            <w:r>
+              <w:rPr>
+                <w:rFonts w:eastAsia="Nunito" w:cs="Nunito"/>
+                <w:sz w:val="17"/>
+              </w:rPr>
               <w:t>CloudFront 5xx rate</w:t>
             </w:r>
           </w:p>
@@ -8941,7 +9636,6 @@
               <w:bottom w:val="single" w:sz="4" w:space="0" w:color="C9D6E3"/>
               <w:right w:val="single" w:sz="4" w:space="0" w:color="C9D6E3"/>
             </w:tcBorders>
-            <w:shd w:color="auto" w:fill="F3F9FE" w:val="clear"/>
           </w:tcPr>
           <w:p>
             <w:pPr>
@@ -8966,7 +9660,6 @@
               <w:bottom w:val="single" w:sz="4" w:space="0" w:color="C9D6E3"/>
               <w:right w:val="single" w:sz="4" w:space="0" w:color="C9D6E3"/>
             </w:tcBorders>
-            <w:shd w:color="auto" w:fill="F3F9FE" w:val="clear"/>
           </w:tcPr>
           <w:p>
             <w:pPr>
@@ -8991,7 +9684,6 @@
               <w:bottom w:val="single" w:sz="4" w:space="0" w:color="C9D6E3"/>
               <w:right w:val="single" w:sz="4" w:space="0" w:color="C9D6E3"/>
             </w:tcBorders>
-            <w:shd w:color="auto" w:fill="F3F9FE" w:val="clear"/>
           </w:tcPr>
           <w:p>
             <w:pPr>
@@ -9042,7 +9734,7 @@
         </w:pBdr>
         <w:rPr/>
       </w:pPr>
-      <w:bookmarkStart w:id="11" w:name="__RefHeading___Toc6992_1331205466"/>
+      <w:bookmarkStart w:id="11" w:name="__RefHeading___Toc27994_1872304043"/>
       <w:bookmarkEnd w:id="11"/>
       <w:r>
         <w:rPr>
@@ -9612,7 +10304,7 @@
         </w:pBdr>
         <w:rPr/>
       </w:pPr>
-      <w:bookmarkStart w:id="12" w:name="__RefHeading___Toc6994_1331205466"/>
+      <w:bookmarkStart w:id="12" w:name="__RefHeading___Toc27996_1872304043"/>
       <w:bookmarkEnd w:id="12"/>
       <w:r>
         <w:rPr>
@@ -10142,7 +10834,7 @@
         </w:pBdr>
         <w:rPr/>
       </w:pPr>
-      <w:bookmarkStart w:id="13" w:name="__RefHeading___Toc6996_1331205466"/>
+      <w:bookmarkStart w:id="13" w:name="__RefHeading___Toc27998_1872304043"/>
       <w:bookmarkEnd w:id="13"/>
       <w:r>
         <w:rPr>
@@ -11035,7 +11727,7 @@
         </w:pBdr>
         <w:rPr/>
       </w:pPr>
-      <w:bookmarkStart w:id="14" w:name="__RefHeading___Toc6998_1331205466"/>
+      <w:bookmarkStart w:id="14" w:name="__RefHeading___Toc28000_1872304043"/>
       <w:bookmarkEnd w:id="14"/>
       <w:r>
         <w:rPr>
@@ -12074,7 +12766,7 @@
         </w:pBdr>
         <w:rPr/>
       </w:pPr>
-      <w:bookmarkStart w:id="15" w:name="__RefHeading___Toc7000_1331205466"/>
+      <w:bookmarkStart w:id="15" w:name="__RefHeading___Toc28002_1872304043"/>
       <w:bookmarkEnd w:id="15"/>
       <w:r>
         <w:rPr>
@@ -12469,7 +13161,7 @@
                 <w:rFonts w:eastAsia="Nunito" w:cs="Nunito"/>
                 <w:sz w:val="17"/>
               </w:rPr>
-              <w:t>CloudFront</w:t>
+              <w:t>BIR</w:t>
             </w:r>
           </w:p>
         </w:tc>
@@ -12494,7 +13186,7 @@
                 <w:rFonts w:eastAsia="Nunito" w:cs="Nunito"/>
                 <w:sz w:val="17"/>
               </w:rPr>
-              <w:t>AWS content delivery network that serves the single-page application and can route /api to the backend.</w:t>
+              <w:t>Bureau of Internal Revenue (Philippines): tax authority whose rules drive record keeping and withholding tax certificates.</w:t>
             </w:r>
           </w:p>
         </w:tc>
@@ -12523,7 +13215,7 @@
                 <w:rFonts w:eastAsia="Nunito" w:cs="Nunito"/>
                 <w:sz w:val="17"/>
               </w:rPr>
-              <w:t>CloudWatch</w:t>
+              <w:t>CloudFront</w:t>
             </w:r>
           </w:p>
         </w:tc>
@@ -12547,7 +13239,7 @@
                 <w:rFonts w:eastAsia="Nunito" w:cs="Nunito"/>
                 <w:sz w:val="17"/>
               </w:rPr>
-              <w:t>AWS monitoring service: logs, metrics, dashboards and alarms.</w:t>
+              <w:t>AWS content delivery network that serves the single-page application and can route /api to the backend.</w:t>
             </w:r>
           </w:p>
         </w:tc>
@@ -12577,7 +13269,7 @@
                 <w:rFonts w:eastAsia="Nunito" w:cs="Nunito"/>
                 <w:sz w:val="17"/>
               </w:rPr>
-              <w:t>Company master</w:t>
+              <w:t>CloudWatch</w:t>
             </w:r>
           </w:p>
         </w:tc>
@@ -12602,7 +13294,7 @@
                 <w:rFonts w:eastAsia="Nunito" w:cs="Nunito"/>
                 <w:sz w:val="17"/>
               </w:rPr>
-              <w:t>Master record of the broker company; the primary company is the letterhead printed on every document and report.</w:t>
+              <w:t>AWS monitoring service: logs, metrics, dashboards and alarms.</w:t>
             </w:r>
           </w:p>
         </w:tc>
@@ -12631,7 +13323,7 @@
                 <w:rFonts w:eastAsia="Nunito" w:cs="Nunito"/>
                 <w:sz w:val="17"/>
               </w:rPr>
-              <w:t>ECS / Fargate</w:t>
+              <w:t>Company master</w:t>
             </w:r>
           </w:p>
         </w:tc>
@@ -12655,7 +13347,7 @@
                 <w:rFonts w:eastAsia="Nunito" w:cs="Nunito"/>
                 <w:sz w:val="17"/>
               </w:rPr>
-              <w:t>Elastic Container Service (AWS) and its serverless compute mode for running the API containers.</w:t>
+              <w:t>Master record of the broker company; the primary company is the letterhead printed on every document and report.</w:t>
             </w:r>
           </w:p>
         </w:tc>
@@ -12685,7 +13377,7 @@
                 <w:rFonts w:eastAsia="Nunito" w:cs="Nunito"/>
                 <w:sz w:val="17"/>
               </w:rPr>
-              <w:t>EFS</w:t>
+              <w:t>ECS / Fargate</w:t>
             </w:r>
           </w:p>
         </w:tc>
@@ -12710,7 +13402,7 @@
                 <w:rFonts w:eastAsia="Nunito" w:cs="Nunito"/>
                 <w:sz w:val="17"/>
               </w:rPr>
-              <w:t>Elastic File System (AWS): shared, multi-AZ network file system proposed for the upload directory.</w:t>
+              <w:t>Elastic Container Service (AWS) and its serverless compute mode for running the API containers.</w:t>
             </w:r>
           </w:p>
         </w:tc>
@@ -12739,7 +13431,7 @@
                 <w:rFonts w:eastAsia="Nunito" w:cs="Nunito"/>
                 <w:sz w:val="17"/>
               </w:rPr>
-              <w:t>Housekeeping</w:t>
+              <w:t>EFS</w:t>
             </w:r>
           </w:p>
         </w:tc>
@@ -12763,7 +13455,7 @@
                 <w:rFonts w:eastAsia="Nunito" w:cs="Nunito"/>
                 <w:sz w:val="17"/>
               </w:rPr>
-              <w:t>Daily job that deletes operational rows (job runs, sent e-mails, sign-in history, expired tokens, read notifications) after the retention days in System Settings.</w:t>
+              <w:t>Elastic File System (AWS): shared, multi-AZ network file system proposed for the upload directory.</w:t>
             </w:r>
           </w:p>
         </w:tc>
@@ -12793,7 +13485,7 @@
                 <w:rFonts w:eastAsia="Nunito" w:cs="Nunito"/>
                 <w:sz w:val="17"/>
               </w:rPr>
-              <w:t>Maker-checker</w:t>
+              <w:t>Housekeeping</w:t>
             </w:r>
           </w:p>
         </w:tc>
@@ -12818,7 +13510,7 @@
                 <w:rFonts w:eastAsia="Nunito" w:cs="Nunito"/>
                 <w:sz w:val="17"/>
               </w:rPr>
-              <w:t>Control in which a record created or submitted by one user must be approved by a different user.</w:t>
+              <w:t>Daily job that deletes operational rows (job runs, sent e-mails, sign-in history, expired tokens, read notifications) after the retention days in System Settings.</w:t>
             </w:r>
           </w:p>
         </w:tc>
@@ -12847,7 +13539,7 @@
                 <w:rFonts w:eastAsia="Nunito" w:cs="Nunito"/>
                 <w:sz w:val="17"/>
               </w:rPr>
-              <w:t>Migration</w:t>
+              <w:t>Maker-checker</w:t>
             </w:r>
           </w:p>
         </w:tc>
@@ -12871,7 +13563,7 @@
                 <w:rFonts w:eastAsia="Nunito" w:cs="Nunito"/>
                 <w:sz w:val="17"/>
               </w:rPr>
-              <w:t>Numbered SQL file in backend/src/db/migrations applied once, in order, on API start.</w:t>
+              <w:t>Control in which a record created or submitted by one user must be approved by a different user.</w:t>
             </w:r>
           </w:p>
         </w:tc>
@@ -12901,7 +13593,7 @@
                 <w:rFonts w:eastAsia="Nunito" w:cs="Nunito"/>
                 <w:sz w:val="17"/>
               </w:rPr>
-              <w:t>Month-end close</w:t>
+              <w:t>Migration</w:t>
             </w:r>
           </w:p>
         </w:tc>
@@ -12926,7 +13618,7 @@
                 <w:rFonts w:eastAsia="Nunito" w:cs="Nunito"/>
                 <w:sz w:val="17"/>
               </w:rPr>
-              <w:t>Run (MEC-) that posts the accruals, recurring journals and valuations of a period, checks the checklist and, once approved, closes the period.</w:t>
+              <w:t>Numbered SQL file in backend/src/db/migrations applied once, in order, on API start.</w:t>
             </w:r>
           </w:p>
         </w:tc>
@@ -12955,7 +13647,7 @@
                 <w:rFonts w:eastAsia="Nunito" w:cs="Nunito"/>
                 <w:sz w:val="17"/>
               </w:rPr>
-              <w:t>Office 365</w:t>
+              <w:t>Month-end close</w:t>
             </w:r>
           </w:p>
         </w:tc>
@@ -12979,7 +13671,7 @@
                 <w:rFonts w:eastAsia="Nunito" w:cs="Nunito"/>
                 <w:sz w:val="17"/>
               </w:rPr>
-              <w:t>Microsoft 365 mail service; BrokerVerse sends e-mail through smtp.office365.com with the mailbox in SMTP_URL.</w:t>
+              <w:t>Run (MEC-) that posts the accruals, recurring journals and valuations of a period, checks the checklist and, once approved, closes the period.</w:t>
             </w:r>
           </w:p>
         </w:tc>
@@ -13009,7 +13701,7 @@
                 <w:rFonts w:eastAsia="Nunito" w:cs="Nunito"/>
                 <w:sz w:val="17"/>
               </w:rPr>
-              <w:t>p50 / p95 / p99</w:t>
+              <w:t>Office 365</w:t>
             </w:r>
           </w:p>
         </w:tc>
@@ -13034,7 +13726,7 @@
                 <w:rFonts w:eastAsia="Nunito" w:cs="Nunito"/>
                 <w:sz w:val="17"/>
               </w:rPr>
-              <w:t>Latency percentiles: the time within which 50 %, 95 % or 99 % of requests completed.</w:t>
+              <w:t>Microsoft 365 mail service; BrokerVerse sends e-mail through smtp.office365.com with the mailbox in SMTP_URL.</w:t>
             </w:r>
           </w:p>
         </w:tc>
@@ -13063,7 +13755,7 @@
                 <w:rFonts w:eastAsia="Nunito" w:cs="Nunito"/>
                 <w:sz w:val="17"/>
               </w:rPr>
-              <w:t>PITR</w:t>
+              <w:t>p50 / p95 / p99</w:t>
             </w:r>
           </w:p>
         </w:tc>
@@ -13087,7 +13779,7 @@
                 <w:rFonts w:eastAsia="Nunito" w:cs="Nunito"/>
                 <w:sz w:val="17"/>
               </w:rPr>
-              <w:t>Point-in-time recovery: restoring a database to any second inside the backup retention window.</w:t>
+              <w:t>Latency percentiles: the time within which 50 %, 95 % or 99 % of requests completed.</w:t>
             </w:r>
           </w:p>
         </w:tc>
@@ -13117,7 +13809,7 @@
                 <w:rFonts w:eastAsia="Nunito" w:cs="Nunito"/>
                 <w:sz w:val="17"/>
               </w:rPr>
-              <w:t>RDS</w:t>
+              <w:t>PITR</w:t>
             </w:r>
           </w:p>
         </w:tc>
@@ -13142,7 +13834,7 @@
                 <w:rFonts w:eastAsia="Nunito" w:cs="Nunito"/>
                 <w:sz w:val="17"/>
               </w:rPr>
-              <w:t>Amazon Relational Database Service, the managed PostgreSQL target.</w:t>
+              <w:t>Point-in-time recovery: restoring a database to any second inside the backup retention window.</w:t>
             </w:r>
           </w:p>
         </w:tc>
@@ -13171,7 +13863,7 @@
                 <w:rFonts w:eastAsia="Nunito" w:cs="Nunito"/>
                 <w:sz w:val="17"/>
               </w:rPr>
-              <w:t>Receivable / bill</w:t>
+              <w:t>RDS</w:t>
             </w:r>
           </w:p>
         </w:tc>
@@ -13195,7 +13887,7 @@
                 <w:rFonts w:eastAsia="Nunito" w:cs="Nunito"/>
                 <w:sz w:val="17"/>
               </w:rPr>
-              <w:t>Premium bill (INV-) raised when a policy, endorsement or renewal is issued.</w:t>
+              <w:t>Amazon Relational Database Service, the managed PostgreSQL target.</w:t>
             </w:r>
           </w:p>
         </w:tc>
@@ -13225,7 +13917,7 @@
                 <w:rFonts w:eastAsia="Nunito" w:cs="Nunito"/>
                 <w:sz w:val="17"/>
               </w:rPr>
-              <w:t>Remittance</w:t>
+              <w:t>Receivable / bill</w:t>
             </w:r>
           </w:p>
         </w:tc>
@@ -13250,7 +13942,7 @@
                 <w:rFonts w:eastAsia="Nunito" w:cs="Nunito"/>
                 <w:sz w:val="17"/>
               </w:rPr>
-              <w:t>Payment of collected premium, net of commission, from the broker to the insurer.</w:t>
+              <w:t>Premium bill (INV-) raised when a policy, endorsement or renewal is issued.</w:t>
             </w:r>
           </w:p>
         </w:tc>
@@ -13279,7 +13971,7 @@
                 <w:rFonts w:eastAsia="Nunito" w:cs="Nunito"/>
                 <w:sz w:val="17"/>
               </w:rPr>
-              <w:t>RPO</w:t>
+              <w:t>Remittance</w:t>
             </w:r>
           </w:p>
         </w:tc>
@@ -13303,7 +13995,7 @@
                 <w:rFonts w:eastAsia="Nunito" w:cs="Nunito"/>
                 <w:sz w:val="17"/>
               </w:rPr>
-              <w:t>Recovery point objective: the maximum acceptable data loss, measured in time.</w:t>
+              <w:t>Payment of collected premium, net of commission, from the broker to the insurer.</w:t>
             </w:r>
           </w:p>
         </w:tc>
@@ -13333,7 +14025,7 @@
                 <w:rFonts w:eastAsia="Nunito" w:cs="Nunito"/>
                 <w:sz w:val="17"/>
               </w:rPr>
-              <w:t>RTO</w:t>
+              <w:t>RPO</w:t>
             </w:r>
           </w:p>
         </w:tc>
@@ -13358,7 +14050,7 @@
                 <w:rFonts w:eastAsia="Nunito" w:cs="Nunito"/>
                 <w:sz w:val="17"/>
               </w:rPr>
-              <w:t>Recovery time objective: the maximum acceptable time to restore service.</w:t>
+              <w:t>Recovery point objective: the maximum acceptable data loss, measured in time.</w:t>
             </w:r>
           </w:p>
         </w:tc>
@@ -13387,7 +14079,7 @@
                 <w:rFonts w:eastAsia="Nunito" w:cs="Nunito"/>
                 <w:sz w:val="17"/>
               </w:rPr>
-              <w:t>Seed</w:t>
+              <w:t>RTO</w:t>
             </w:r>
           </w:p>
         </w:tc>
@@ -13411,7 +14103,7 @@
                 <w:rFonts w:eastAsia="Nunito" w:cs="Nunito"/>
                 <w:sz w:val="17"/>
               </w:rPr>
-              <w:t>Idempotent data load run on every API start: reference data always, sample data only when SEED_SAMPLE_DATA is on.</w:t>
+              <w:t>Recovery time objective: the maximum acceptable time to restore service.</w:t>
             </w:r>
           </w:p>
         </w:tc>
@@ -13441,7 +14133,7 @@
                 <w:rFonts w:eastAsia="Nunito" w:cs="Nunito"/>
                 <w:sz w:val="17"/>
               </w:rPr>
-              <w:t>SMTP</w:t>
+              <w:t>Seed</w:t>
             </w:r>
           </w:p>
         </w:tc>
@@ -13466,7 +14158,7 @@
                 <w:rFonts w:eastAsia="Nunito" w:cs="Nunito"/>
                 <w:sz w:val="17"/>
               </w:rPr>
-              <w:t>Simple Mail Transfer Protocol; the API sends e-mail through the server in SMTP_URL.</w:t>
+              <w:t>Idempotent data load run on every API start: reference data always, sample data only when SEED_SAMPLE_DATA is on.</w:t>
             </w:r>
           </w:p>
         </w:tc>
@@ -13495,7 +14187,7 @@
                 <w:rFonts w:eastAsia="Nunito" w:cs="Nunito"/>
                 <w:sz w:val="17"/>
               </w:rPr>
-              <w:t>SNS</w:t>
+              <w:t>SMTP</w:t>
             </w:r>
           </w:p>
         </w:tc>
@@ -13519,7 +14211,7 @@
                 <w:rFonts w:eastAsia="Nunito" w:cs="Nunito"/>
                 <w:sz w:val="17"/>
               </w:rPr>
-              <w:t>Amazon Simple Notification Service: delivers alarm notifications.</w:t>
+              <w:t>Simple Mail Transfer Protocol; the API sends e-mail through the server in SMTP_URL.</w:t>
             </w:r>
           </w:p>
         </w:tc>
@@ -13549,7 +14241,7 @@
                 <w:rFonts w:eastAsia="Nunito" w:cs="Nunito"/>
                 <w:sz w:val="17"/>
               </w:rPr>
-              <w:t>SPA</w:t>
+              <w:t>SNS</w:t>
             </w:r>
           </w:p>
         </w:tc>
@@ -13574,7 +14266,7 @@
                 <w:rFonts w:eastAsia="Nunito" w:cs="Nunito"/>
                 <w:sz w:val="17"/>
               </w:rPr>
-              <w:t>Single-page application: the React front end served as static files.</w:t>
+              <w:t>Amazon Simple Notification Service: delivers alarm notifications.</w:t>
             </w:r>
           </w:p>
         </w:tc>
@@ -13603,7 +14295,7 @@
                 <w:rFonts w:eastAsia="Nunito" w:cs="Nunito"/>
                 <w:sz w:val="17"/>
               </w:rPr>
-              <w:t>UAT</w:t>
+              <w:t>SPA</w:t>
             </w:r>
           </w:p>
         </w:tc>
@@ -13627,7 +14319,7 @@
                 <w:rFonts w:eastAsia="Nunito" w:cs="Nunito"/>
                 <w:sz w:val="17"/>
               </w:rPr>
-              <w:t>User acceptance testing environment.</w:t>
+              <w:t>Single-page application: the React front end served as static files.</w:t>
             </w:r>
           </w:p>
         </w:tc>
@@ -13657,6 +14349,60 @@
                 <w:rFonts w:eastAsia="Nunito" w:cs="Nunito"/>
                 <w:sz w:val="17"/>
               </w:rPr>
+              <w:t>UAT</w:t>
+            </w:r>
+          </w:p>
+        </w:tc>
+        <w:tc>
+          <w:tcPr>
+            <w:tcW w:w="7324" w:type="dxa"/>
+            <w:tcBorders>
+              <w:top w:val="single" w:sz="4" w:space="0" w:color="C9D6E3"/>
+              <w:left w:val="single" w:sz="4" w:space="0" w:color="C9D6E3"/>
+              <w:bottom w:val="single" w:sz="4" w:space="0" w:color="C9D6E3"/>
+              <w:right w:val="single" w:sz="4" w:space="0" w:color="C9D6E3"/>
+            </w:tcBorders>
+            <w:shd w:color="auto" w:fill="F3F9FE" w:val="clear"/>
+          </w:tcPr>
+          <w:p>
+            <w:pPr>
+              <w:pStyle w:val="TableText"/>
+              <w:rPr/>
+            </w:pPr>
+            <w:r>
+              <w:rPr>
+                <w:rFonts w:eastAsia="Nunito" w:cs="Nunito"/>
+                <w:sz w:val="17"/>
+              </w:rPr>
+              <w:t>User acceptance testing environment.</w:t>
+            </w:r>
+          </w:p>
+        </w:tc>
+      </w:tr>
+      <w:tr>
+        <w:trPr>
+          <w:cantSplit w:val="true"/>
+        </w:trPr>
+        <w:tc>
+          <w:tcPr>
+            <w:tcW w:w="2312" w:type="dxa"/>
+            <w:tcBorders>
+              <w:top w:val="single" w:sz="4" w:space="0" w:color="C9D6E3"/>
+              <w:left w:val="single" w:sz="4" w:space="0" w:color="C9D6E3"/>
+              <w:bottom w:val="single" w:sz="4" w:space="0" w:color="C9D6E3"/>
+              <w:right w:val="single" w:sz="4" w:space="0" w:color="C9D6E3"/>
+            </w:tcBorders>
+          </w:tcPr>
+          <w:p>
+            <w:pPr>
+              <w:pStyle w:val="TableText"/>
+              <w:rPr/>
+            </w:pPr>
+            <w:r>
+              <w:rPr>
+                <w:rFonts w:eastAsia="Nunito" w:cs="Nunito"/>
+                <w:sz w:val="17"/>
+              </w:rPr>
               <w:t>WAF</w:t>
             </w:r>
           </w:p>
@@ -13670,7 +14416,6 @@
               <w:bottom w:val="single" w:sz="4" w:space="0" w:color="C9D6E3"/>
               <w:right w:val="single" w:sz="4" w:space="0" w:color="C9D6E3"/>
             </w:tcBorders>
-            <w:shd w:color="auto" w:fill="F3F9FE" w:val="clear"/>
           </w:tcPr>
           <w:p>
             <w:pPr>
@@ -13750,7 +14495,7 @@
         <w:color w:val="5B6776"/>
         <w:sz w:val="16"/>
       </w:rPr>
-      <w:t>29 September 2026  ·  Prepared by iorta TechNXT  ·  Confidential</w:t>
+      <w:t>04 October 2026  ·  Prepared by iorta TechNXT  ·  Confidential</w:t>
       <w:tab/>
       <w:t xml:space="preserve">Page </w:t>
     </w:r>
@@ -13768,7 +14513,7 @@
     </w:r>
     <w:r>
       <w:rPr/>
-      <w:t>4</w:t>
+      <w:t>5</w:t>
     </w:r>
     <w:r>
       <w:rPr/>
@@ -13796,7 +14541,7 @@
     </w:r>
     <w:r>
       <w:rPr/>
-      <w:t>16</w:t>
+      <w:t>18</w:t>
     </w:r>
     <w:r>
       <w:rPr/>
@@ -13841,7 +14586,7 @@
         <w:color w:val="5B6776"/>
         <w:sz w:val="16"/>
       </w:rPr>
-      <w:t>29 September 2026  ·  Prepared by iorta TechNXT  ·  Confidential</w:t>
+      <w:t>04 October 2026  ·  Prepared by iorta TechNXT  ·  Confidential</w:t>
       <w:tab/>
       <w:t xml:space="preserve">Page </w:t>
     </w:r>
@@ -13859,7 +14604,7 @@
     </w:r>
     <w:r>
       <w:rPr/>
-      <w:t>5</w:t>
+      <w:t>6</w:t>
     </w:r>
     <w:r>
       <w:rPr/>
@@ -13887,7 +14632,7 @@
     </w:r>
     <w:r>
       <w:rPr/>
-      <w:t>16</w:t>
+      <w:t>18</w:t>
     </w:r>
     <w:r>
       <w:rPr/>
@@ -13924,7 +14669,7 @@
         <w:color w:val="5B6776"/>
         <w:sz w:val="16"/>
       </w:rPr>
-      <w:t>29 September 2026  ·  Prepared by iorta TechNXT  ·  Confidential</w:t>
+      <w:t>04 October 2026  ·  Prepared by iorta TechNXT  ·  Confidential</w:t>
       <w:tab/>
       <w:t xml:space="preserve">Page </w:t>
     </w:r>
@@ -13942,7 +14687,7 @@
     </w:r>
     <w:r>
       <w:rPr/>
-      <w:t>16</w:t>
+      <w:t>18</w:t>
     </w:r>
     <w:r>
       <w:rPr/>
@@ -13970,7 +14715,7 @@
     </w:r>
     <w:r>
       <w:rPr/>
-      <w:t>16</w:t>
+      <w:t>18</w:t>
     </w:r>
     <w:r>
       <w:rPr/>
@@ -14031,7 +14776,7 @@
         <w:sz w:val="16"/>
       </w:rPr>
       <w:tab/>
-      <w:t>Solution Architecture  ·  Version 1.1</w:t>
+      <w:t>Solution Architecture  ·  Version 1.2</w:t>
     </w:r>
   </w:p>
 </w:hdr>
@@ -14082,7 +14827,7 @@
         <w:sz w:val="16"/>
       </w:rPr>
       <w:tab/>
-      <w:t>Solution Architecture  ·  Version 1.1</w:t>
+      <w:t>Solution Architecture  ·  Version 1.2</w:t>
     </w:r>
   </w:p>
 </w:hdr>
@@ -14125,7 +14870,7 @@
         <w:sz w:val="16"/>
       </w:rPr>
       <w:tab/>
-      <w:t>Solution Architecture  ·  Version 1.1</w:t>
+      <w:t>Solution Architecture  ·  Version 1.2</w:t>
     </w:r>
   </w:p>
 </w:hdr>
